--- a/documentation/GLV_Management_System_Training_and_Feature_Guide.docx
+++ b/documentation/GLV_Management_System_Training_and_Feature_Guide.docx
@@ -4231,6 +4231,19 @@
     </w:p>
     <w:p>
       <w:pPr>
+        <w:pStyle w:val="Heading2"/>
+      </w:pPr>
+      <w:r>
+        <w:t>Wait for the button to finish saving</w:t>
+      </w:r>
+    </w:p>
+    <w:p>
+      <w:r>
+        <w:t>Every Save, Record, Approve, Reject, and Delete button shows a brief loading state and disables itself while GLV processes the request. Wait for that state to clear before moving on. Clicking the same button again while it is disabled does not start a second request, so it no longer creates duplicate payments, deposits, or other records.</w:t>
+      </w:r>
+    </w:p>
+    <w:p>
+      <w:pPr>
         <w:pStyle w:val="Heading1"/>
       </w:pPr>
       <w:r>

--- a/documentation/GLV_Management_System_Training_and_Feature_Guide.docx
+++ b/documentation/GLV_Management_System_Training_and_Feature_Guide.docx
@@ -1044,7 +1044,7 @@
         <w:rPr>
           <w:sz w:val="21"/>
         </w:rPr>
-        <w:t>Provides an executive view of customers, staff, accounts, collections, receivables, product exposure, payroll, refunds, and projected profitability.</w:t>
+        <w:t>Provides an executive view of customers, staff, accounts, collections, receivables, product exposure, payroll, refunds, and projected profitability, with a weekly collections trend chart, an account status breakdown chart, and week-over-week up/down indicators on the KPI cards that support them.</w:t>
       </w:r>
     </w:p>
     <w:p>
@@ -1059,7 +1059,7 @@
         <w:t xml:space="preserve">How it is used: </w:t>
       </w:r>
       <w:r>
-        <w:t>Use it as the daily starting point for assessing business position and identifying areas that need attention.</w:t>
+        <w:t>Use it as the daily starting point for assessing business position and identifying areas that need attention. A green up arrow means that figure grew since last week; a red down arrow means it shrank; figures without an arrow (account status counts, cash position) reflect the current moment rather than a week-over-week change.</w:t>
       </w:r>
     </w:p>
     <w:p>
@@ -4240,6 +4240,19 @@
     <w:p>
       <w:r>
         <w:t>Every Save, Record, Approve, Reject, and Delete button shows a brief loading state and disables itself while GLV processes the request. Wait for that state to clear before moving on. Clicking the same button again while it is disabled does not start a second request, so it no longer creates duplicate payments, deposits, or other records.</w:t>
+      </w:r>
+    </w:p>
+    <w:p>
+      <w:pPr>
+        <w:pStyle w:val="Heading2"/>
+      </w:pPr>
+      <w:r>
+        <w:t>Read the dashboard trend arrows correctly</w:t>
+      </w:r>
+    </w:p>
+    <w:p>
+      <w:r>
+        <w:t>The Total Customers, Total Staff, New Accounts, and Collected This Week cards on the dashboard show a small arrow comparing this week to last week: a green up arrow is growth, a red down arrow is a decline, and a flat dash means no change. These week-over-week comparisons only appear on figures that can be safely measured over time; current-status figures such as Active Accounts, Overdue Accounts, and cash position are shown as a snapshot without an arrow because there is no historical status record to compare against.</w:t>
       </w:r>
     </w:p>
     <w:p>

--- a/documentation/GLV_Management_System_Training_and_Feature_Guide.docx
+++ b/documentation/GLV_Management_System_Training_and_Feature_Guide.docx
@@ -1044,7 +1044,7 @@
         <w:rPr>
           <w:sz w:val="21"/>
         </w:rPr>
-        <w:t>Provides an executive view of customers, staff, accounts, collections, receivables, product exposure, payroll, refunds, and projected profitability.</w:t>
+        <w:t>Provides an executive view of customers, staff, accounts, collections, receivables, product exposure, payroll, refunds, and projected profitability, with a weekly collections trend chart, an account status breakdown chart, and week-over-week up/down indicators on the KPI cards that support them.</w:t>
       </w:r>
     </w:p>
     <w:p>
@@ -1059,7 +1059,7 @@
         <w:t xml:space="preserve">How it is used: </w:t>
       </w:r>
       <w:r>
-        <w:t>Use it as the daily starting point for assessing business position and identifying areas that need attention.</w:t>
+        <w:t>Use it as the daily starting point for assessing business position and identifying areas that need attention. A green up arrow means that figure grew since last week; a red down arrow means it shrank; figures without an arrow (account status counts, cash position) reflect the current moment rather than a week-over-week change.</w:t>
       </w:r>
     </w:p>
     <w:p>
@@ -4227,6 +4227,32 @@
     <w:p>
       <w:r>
         <w:t>The system queues only one enabled channel. Legal and document messages prefer email, then WhatsApp, then SMS. Payment receipts prefer WhatsApp, then SMS, then email. If the customer has neither email nor phone, nothing is queued; staff explain the terms verbally and show the in-system receipt and product tracking information.</w:t>
+      </w:r>
+    </w:p>
+    <w:p>
+      <w:pPr>
+        <w:pStyle w:val="Heading2"/>
+      </w:pPr>
+      <w:r>
+        <w:t>Wait for the button to finish saving</w:t>
+      </w:r>
+    </w:p>
+    <w:p>
+      <w:r>
+        <w:t>Every Save, Record, Approve, Reject, and Delete button shows a brief loading state and disables itself while GLV processes the request. Wait for that state to clear before moving on. Clicking the same button again while it is disabled does not start a second request, so it no longer creates duplicate payments, deposits, or other records.</w:t>
+      </w:r>
+    </w:p>
+    <w:p>
+      <w:pPr>
+        <w:pStyle w:val="Heading2"/>
+      </w:pPr>
+      <w:r>
+        <w:t>Read the dashboard trend arrows correctly</w:t>
+      </w:r>
+    </w:p>
+    <w:p>
+      <w:r>
+        <w:t>The Total Customers, Total Staff, New Accounts, and Collected This Week cards on the dashboard show a small arrow comparing this week to last week: a green up arrow is growth, a red down arrow is a decline, and a flat dash means no change. These week-over-week comparisons only appear on figures that can be safely measured over time; current-status figures such as Active Accounts, Overdue Accounts, and cash position are shown as a snapshot without an arrow because there is no historical status record to compare against.</w:t>
       </w:r>
     </w:p>
     <w:p>

--- a/documentation/GLV_Management_System_Training_and_Feature_Guide.docx
+++ b/documentation/GLV_Management_System_Training_and_Feature_Guide.docx
@@ -1044,7 +1044,7 @@
         <w:rPr>
           <w:sz w:val="21"/>
         </w:rPr>
-        <w:t>Provides an executive view of customers, staff, accounts, collections, receivables, product exposure, payroll, refunds, and projected profitability, with a weekly collections trend chart, an account status breakdown chart, and week-over-week up/down indicators on the KPI cards that support them.</w:t>
+        <w:t>Provides an executive view of customers, staff, accounts, collections, receivables, product exposure, payroll, refunds, and projected profitability, with a weekly collections trend chart, an account status breakdown chart, and week-over-week up/down indicators on the KPI cards that support them. The Total Customers, Total Staff, New Accounts This Week, and Collected This Week cards (My Customers, Collected Today, and Collected This Week on the staff view) show an animated analog meter: a curved progress arc that sweeps from last week's position to this week's the moment the page loads.</w:t>
       </w:r>
     </w:p>
     <w:p>
@@ -1059,7 +1059,7 @@
         <w:t xml:space="preserve">How it is used: </w:t>
       </w:r>
       <w:r>
-        <w:t>Use it as the daily starting point for assessing business position and identifying areas that need attention. A green up arrow means that figure grew since last week; a red down arrow means it shrank; figures without an arrow (account status counts, cash position) reflect the current moment rather than a week-over-week change.</w:t>
+        <w:t>Use it as the daily starting point for assessing business position and identifying areas that need attention. Watch the animated meters: the arc visibly advancing means that figure grew since last week, and it visibly pulling back means it shrank; a small tick mark stays on the track afterward to show exactly where it started. A green up arrow means that figure grew since last week; a red down arrow means it shrank; figures without an arrow or a meter (account status counts, cash position) reflect the current moment rather than a week-over-week change.</w:t>
       </w:r>
     </w:p>
     <w:p>
@@ -4247,12 +4247,12 @@
         <w:pStyle w:val="Heading2"/>
       </w:pPr>
       <w:r>
-        <w:t>Read the dashboard trend arrows correctly</w:t>
+        <w:t>Read the dashboard trend arrows and meters correctly</w:t>
       </w:r>
     </w:p>
     <w:p>
       <w:r>
-        <w:t>The Total Customers, Total Staff, New Accounts, and Collected This Week cards on the dashboard show a small arrow comparing this week to last week: a green up arrow is growth, a red down arrow is a decline, and a flat dash means no change. These week-over-week comparisons only appear on figures that can be safely measured over time; current-status figures such as Active Accounts, Overdue Accounts, and cash position are shown as a snapshot without an arrow because there is no historical status record to compare against.</w:t>
+        <w:t>The Total Customers, Total Staff, New Accounts, and Collected This Week cards on the dashboard show a small arrow comparing this week to last week: a green up arrow is growth, a red down arrow is a decline, and a flat dash means no change. The same cards also show an animated meter that sweeps from last week's position to this week's when the page loads, with a tick mark left behind at last week's position. These week-over-week comparisons only appear on figures that can be safely measured over time; current-status figures such as Active Accounts, Overdue Accounts, and cash position are shown as a plain snapshot number without an arrow or meter because there is no historical status record to compare against.</w:t>
       </w:r>
     </w:p>
     <w:p>

--- a/documentation/GLV_Management_System_Training_and_Feature_Guide.docx
+++ b/documentation/GLV_Management_System_Training_and_Feature_Guide.docx
@@ -2863,7 +2863,7 @@
         <w:rPr>
           <w:sz w:val="21"/>
         </w:rPr>
-        <w:t>Identifies products that have crossed the configured collection threshold and may be ready for purchasing.</w:t>
+        <w:t>Identifies products that have crossed the configured collection threshold and may be ready for purchasing, and lets you confirm how many units you actually bought.</w:t>
       </w:r>
     </w:p>
     <w:p>
@@ -2878,7 +2878,7 @@
         <w:t xml:space="preserve">How it is used: </w:t>
       </w:r>
       <w:r>
-        <w:t>Use it to prioritise procurement based on customer commitments and money already collected.</w:t>
+        <w:t>Use it to prioritise procurement based on customer commitments and money already collected, then confirm the quantity procured so the list reflects what is still outstanding.</w:t>
       </w:r>
     </w:p>
     <w:p>
@@ -2970,7 +2970,7 @@
         <w:rPr>
           <w:sz w:val="21"/>
         </w:rPr>
-        <w:t>Shows the customer accounts contributing to procurement demand for a selected product.</w:t>
+        <w:t>Shows the customer accounts contributing to procurement demand for a selected product, plus the units already bought and awaiting delivery.</w:t>
       </w:r>
     </w:p>
     <w:p>
@@ -2985,7 +2985,7 @@
         <w:t xml:space="preserve">How it is used: </w:t>
       </w:r>
       <w:r>
-        <w:t>Use it to validate quantities, collection progress, and the evidence behind a procurement decision.</w:t>
+        <w:t>Use it to validate quantities, collection progress, and the evidence behind a procurement decision, to confirm individual units, and to undo a confirmation entered in error.</w:t>
       </w:r>
     </w:p>
     <w:p>
@@ -3933,7 +3933,7 @@
         <w:rPr>
           <w:sz w:val="21"/>
         </w:rPr>
-        <w:t>Centralises company identity, receipt rules, account controls, security settings, legal templates, customer communications, backup, import, and operational configuration.</w:t>
+        <w:t>Centralises company identity, business rules, payroll, notifications, security, appearance, product categories, and data administration, organised as tabs across the top of the page.</w:t>
       </w:r>
     </w:p>
     <w:p>
@@ -3948,7 +3948,7 @@
         <w:t xml:space="preserve">How it is used: </w:t>
       </w:r>
       <w:r>
-        <w:t>Use it for system-wide administration, including addressed Terms and Conditions. Changes here can affect all users and workflows.</w:t>
+        <w:t>Use it for system-wide administration, including addressed Terms and Conditions. Each tab has its own Save button and saves only that tab, so finish one tab before moving to the next. Changes here can affect all users and workflows.</w:t>
       </w:r>
     </w:p>
     <w:p>
@@ -4247,45 +4247,94 @@
         <w:pStyle w:val="Heading2"/>
       </w:pPr>
       <w:r>
-        <w:t>Read the dashboard trend arrows and meters correctly</w:t>
+        <w:t>Confirm what you actually procured</w:t>
       </w:r>
     </w:p>
     <w:p>
       <w:r>
-        <w:t>The Total Customers, Total Staff, New Accounts, and Collected This Week cards on the dashboard show a small arrow comparing this week to last week: a green up arrow is growth, a red down arrow is a decline, and a flat dash means no change. The same cards also show an animated meter that sweeps from last week's position to this week's when the page loads, with a tick mark left behind at last week's position. These week-over-week comparisons only appear on figures that can be safely measured over time; current-status figures such as Active Accounts, Overdue Accounts, and cash position are shown as a plain snapshot number without an arrow or meter because there is no historical status record to compare against.</w:t>
+        <w:t>The procurement list shows the units that still need to be bought. After a buying trip, open the Procurement List tab, enter the number of units you actually bought for that product, and press Confirm procured. The list reduces by exactly that quantity, starting with the customers closest to finishing their plan, so a part purchase leaves the rest outstanding instead of clearing the whole product. If you bought a unit for one specific customer out of order, open the product from the procurement list and confirm that customer's unit on its own row. Confirming procurement is not the same as delivering: confirmed units move to Bought, awaiting delivery on the product page, and you still confirm delivery on the account when the customer receives the product. If you confirm the wrong quantity, use Undo on that page to put the unit back on the list.</w:t>
       </w:r>
     </w:p>
     <w:p>
       <w:pPr>
-        <w:pStyle w:val="Heading1"/>
-      </w:pPr>
-      <w:r>
-        <w:t>Automatic SMS notifications</w:t>
+        <w:pStyle w:val="Heading2"/>
+      </w:pPr>
+      <w:r>
+        <w:t>Deliver before full payment only for customers who have earned it</w:t>
       </w:r>
     </w:p>
     <w:p>
       <w:r>
-        <w:t>Enable SMS Notifications in Settings after configuring BMS Africa. The approved GLV sender is GODS LOVE V. New salary payment records send a staff alert. New product payment plans send one welcome message at their start date. Payments reaching at least 70 percent of the target send one progress message per plan, including payments that jump beyond 70 percent.</w:t>
+        <w:t>Some long-standing customers receive their product before they finish paying. Only an Admin or Super Administrator can do this, from the account page, using Deliver with balance owing. GLV asks for a written reason and an explicit confirmation, and records how much was still owed at the moment of handover. The account stays open: the customer must keep paying until the balance reaches zero, and the outstanding amount stays visible on the accounts list, the customer profile and in reports. An account delivered this way shows a blue delivery badge instead of the green one, so anyone reviewing the records can see at a glance that money is still owed on a product the customer already has. Use this sparingly, for consistent and well-behaved customers, and never as a way to clear a slow-paying account.</w:t>
       </w:r>
     </w:p>
     <w:p>
-      <w:r>
-        <w:t>Active or overdue plans with an outstanding balance receive a reminder after seven full days without payment, then at most once per further unpaid week. A newly entered payment, including a backdated one, restarts the reminder interval. Completed, closed, cancelled, archived, suspended, dormant and probation accounts do not receive weekly reminders. The Missed payment template supports staffName, which inserts the assigned staff member's first name. A daily job checks at 09:00 Ghana time; messages are also dispatched after qualifying actions and during signed-in use.</w:t>
+      <w:pPr>
+        <w:pStyle w:val="Heading2"/>
+      </w:pPr>
+      <w:r>
+        <w:t>Save one settings tab at a time</w:t>
       </w:r>
     </w:p>
     <w:p>
       <w:r>
-        <w:t>When a staff deposit is recorded for a week, GLV totals each assigned customer's payments from Monday through Sunday across all product accounts. Each customer who paid receives one weekly summary with that total and an encouragement to keep going. Customers with no payment receive no summary. The staff, customer and week key prevents duplicates if another deposit is recorded; a pending or failed summary may be refreshed, but an accepted summary is never resent automatically.</w:t>
+        <w:t>Settings is split into tabs: Company, Business Rules, Payroll, Notifications, Security, Appearance, Product Categories, and Data and System. Each tab has its own Save button and saves only the fields on that tab, so changes on one tab are never affected by another. Finish and save the tab you are on before switching. On a brand-new system, save Company Information first, because the company name and phone number are required before anything else can be stored. The System Notes fields on the Data and System tab are labels the operator maintains by hand; editing them records a note and does not change anything about the live database or storage.</w:t>
       </w:r>
     </w:p>
     <w:p>
-      <w:r>
-        <w:t>Super administrators use Settings &gt; View SMS status and failed messages to open the dedicated SMS configuration and delivery page. It shows provider, API key status, approved sender, schedule and all five rules; the master switch is saved there. The same page lists the latest 100 messages and retries failures after correcting a phone number, credit balance or provider setup. Accepted means BMS accepted the campaign; verify delivery in BMS campaign history. Unknown outcomes require operator reconciliation before resending. Turning SMS off pauses new alerts and queued delivery. Old welcome and salary events are not backfilled. Restored pending messages are held as Unknown to prevent duplicate sends.</w:t>
+      <w:pPr>
+        <w:pStyle w:val="Heading2"/>
+      </w:pPr>
+      <w:r>
+        <w:t>Read the dashboard trend arrows and meters correctly</w:t>
       </w:r>
     </w:p>
     <w:p>
       <w:r>
-        <w:t>The SMS page also lets super administrators edit the Salary payment, Customer welcome, 70 percent progress, Missed payment and Weekly payment summary messages. Each editor shows the placeholders allowed for that event and a sample preview. Messages must contain text, stay within 612 template characters and use only the listed placeholders. Reset all restores GLV defaults. Saved changes apply only to notifications queued afterward; an already queued message keeps its reviewed wording. Salary messages go only to the staff member on the salary payment. The customer messages go only to the customer on the qualifying account or weekly payment total. Invalid or missing phone numbers appear as failures and are never redirected to another person.</w:t>
+        <w:t>The Total Customers, Total Staff, New Accounts, and Collected This Week cards on the dashboard show a small arrow comparing this week to last week: a green up arrow is growth, a red down arrow is a decline, and a flat dash means no change. The same cards also show an animated meter that sweeps from last week's position to this week's when the page loads, with a tick mark left behind at last week's position. These week-over-week comparisons only appear on figures that can be safely measured over time; current-status figures such as Active Accounts, Overdue Accounts, and cash position are shown as a plain snapshot number without an arrow or meter because there is no historical status record to compare against.</w:t>
+      </w:r>
+    </w:p>
+    <w:p>
+      <w:pPr>
+        <w:pStyle w:val="Heading1"/>
+      </w:pPr>
+      <w:r>
+        <w:t>Automatic SMS notifications</w:t>
+      </w:r>
+    </w:p>
+    <w:p>
+      <w:r>
+        <w:t>Enable SMS Notifications in Settings after configuring BMS Africa. The approved GLV sender is GODS LOVE V. New salary payment records send a staff alert. New product payment plans send one welcome message at their start date. Payments reaching at least 70 percent of the target send one progress message per plan, including payments that jump beyond 70 percent.</w:t>
+      </w:r>
+    </w:p>
+    <w:p>
+      <w:r>
+        <w:t>Active or overdue plans with an outstanding balance receive a missed-payment reminder after fourteen full days without payment, which is two full weeks, then at most once per further two-week period. A newly entered payment, including a backdated one, restarts the interval. Completed, closed, cancelled, archived, suspended, dormant and probation accounts do not receive missed-payment reminders. The Missed payment template supports staffName, which inserts the assigned staff member's first name. A daily job checks at 09:00 Ghana time; messages are also dispatched after qualifying actions and during signed-in use.</w:t>
+      </w:r>
+    </w:p>
+    <w:p>
+      <w:r>
+        <w:t>When a staff deposit is recorded for a week, GLV totals each assigned customer's payments from Monday through Sunday across all product accounts. Each customer who paid receives one weekly summary. Customers with no payment receive no summary. The staff, customer and week key prevents duplicates if another deposit is recorded; a pending summary may be refreshed, but an accepted summary is never resent automatically.</w:t>
+      </w:r>
+    </w:p>
+    <w:p>
+      <w:r>
+        <w:t>The weekly summary comes in two versions and GLV chooses the right one for each customer. A customer's expected weekly amount is the daily amount of every plan they are still paying on, multiplied by seven. If the customer paid that amount or more, GLV sends the encouraging version that congratulates them for meeting the target. If the customer paid less, GLV sends a different, respectful version that states the weekly target, states how much is still short, and asks the customer to contact their staff member to catch up. This means a customer who fell short is never congratulated for a good week. A customer with no plan currently being collected on counts as on target.</w:t>
+      </w:r>
+    </w:p>
+    <w:p>
+      <w:r>
+        <w:t>Super administrators open Settings &gt; Notifications &gt; Open SMS settings and delivery to reach the dedicated SMS configuration and delivery page. It shows provider, API key status, approved sender, schedule and all the automatic rules; the master switch is saved there. The same page lists the latest 100 messages and retries failures after correcting a phone number, credit balance or provider setup. Accepted means BMS accepted the campaign; verify delivery in BMS campaign history. Unknown outcomes require operator reconciliation before resending. Turning SMS off pauses new alerts and queued delivery. Old welcome and salary events are not backfilled. Restored pending messages are held as Unknown to prevent duplicate sends.</w:t>
+      </w:r>
+    </w:p>
+    <w:p>
+      <w:r>
+        <w:t>The SMS page also lets super administrators edit six messages: Salary payment, Customer welcome, 70 percent progress, Missed payment, Weekly summary - target met, and Weekly summary - below target. Each editor shows the placeholders allowed for that event and a sample preview. Both weekly messages can show the expected weekly amount; only the below-target message can show the shortfall. Messages must contain text, stay within 612 template characters and use only the listed placeholders. Reset all restores GLV defaults. Saved changes apply only to notifications queued afterward; an already queued message keeps its reviewed wording. Salary messages go only to the staff member on the salary payment. The customer messages go only to the customer on the qualifying account or weekly payment total.</w:t>
+      </w:r>
+    </w:p>
+    <w:p>
+      <w:r>
+        <w:t>A customer or staff member with no phone number, or with a number GLV cannot read as a valid Ghana number, is skipped completely. No message is queued for them, no message is attempted, and no failed entry appears in the delivery list. So if an expected message is missing, check the phone number on the customer or staff record first rather than looking for a failure to retry. Correct the number and the next qualifying event will queue normally. If a number is removed after a message was already queued, GLV cancels that message instead of trying to send it.</w:t>
       </w:r>
     </w:p>
     <w:p>

--- a/documentation/GLV_Management_System_Training_and_Feature_Guide.docx
+++ b/documentation/GLV_Management_System_Training_and_Feature_Guide.docx
@@ -2970,7 +2970,7 @@
         <w:rPr>
           <w:sz w:val="21"/>
         </w:rPr>
-        <w:t>Shows the customer accounts contributing to procurement demand for a selected product, plus the units already bought and awaiting delivery.</w:t>
+        <w:t>Shows the customer accounts contributing to procurement demand for a selected product.</w:t>
       </w:r>
     </w:p>
     <w:p>
@@ -2985,7 +2985,7 @@
         <w:t xml:space="preserve">How it is used: </w:t>
       </w:r>
       <w:r>
-        <w:t>Use it to validate quantities, collection progress, and the evidence behind a procurement decision, to confirm individual units, and to undo a confirmation entered in error.</w:t>
+        <w:t>Use it to validate quantities, collection progress, and the evidence behind a procurement decision. It is a read-only breakdown; confirm purchases from the Procurement List tab.</w:t>
       </w:r>
     </w:p>
     <w:p>
@@ -4252,7 +4252,7 @@
     </w:p>
     <w:p>
       <w:r>
-        <w:t>The procurement list shows the units that still need to be bought. After a buying trip, open the Procurement List tab, enter the number of units you actually bought for that product, and press Confirm procured. The list reduces by exactly that quantity, starting with the customers closest to finishing their plan, so a part purchase leaves the rest outstanding instead of clearing the whole product. If you bought a unit for one specific customer out of order, open the product from the procurement list and confirm that customer's unit on its own row. Confirming procurement is not the same as delivering: confirmed units move to Bought, awaiting delivery on the product page, and you still confirm delivery on the account when the customer receives the product. If you confirm the wrong quantity, use Undo on that page to put the unit back on the list.</w:t>
+        <w:t>The procurement list shows the units that still need to be bought. After a buying trip, open the Procurement List tab and press the procured button on the product's row. A small box asks how many units you bought. Enter the number and confirm, and the list reduces by exactly that quantity, so a part purchase leaves the rest outstanding instead of clearing the whole product. Confirming procurement is not the same as delivering: you still confirm delivery on the customer's account when they receive the product.</w:t>
       </w:r>
     </w:p>
     <w:p>

--- a/documentation/GLV_Management_System_Training_and_Feature_Guide.docx
+++ b/documentation/GLV_Management_System_Training_and_Feature_Guide.docx
@@ -778,7 +778,7 @@
           </w:tcPr>
           <w:p>
             <w:r>
-              <w:t>Staff Management</w:t>
+              <w:t>Inventory</w:t>
             </w:r>
           </w:p>
         </w:tc>
@@ -803,7 +803,7 @@
           </w:tcPr>
           <w:p>
             <w:r>
-              <w:t>Staff Profile</w:t>
+              <w:t>Inventory Movements</w:t>
             </w:r>
           </w:p>
         </w:tc>
@@ -828,7 +828,7 @@
           </w:tcPr>
           <w:p>
             <w:r>
-              <w:t>Create Staff</w:t>
+              <w:t>Staff Management</w:t>
             </w:r>
           </w:p>
         </w:tc>
@@ -853,7 +853,7 @@
           </w:tcPr>
           <w:p>
             <w:r>
-              <w:t>Edit Staff and Permissions</w:t>
+              <w:t>Staff Profile</w:t>
             </w:r>
           </w:p>
         </w:tc>
@@ -878,7 +878,7 @@
           </w:tcPr>
           <w:p>
             <w:r>
-              <w:t>Financial Intelligence and Reports</w:t>
+              <w:t>Create Staff</w:t>
             </w:r>
           </w:p>
         </w:tc>
@@ -903,7 +903,7 @@
           </w:tcPr>
           <w:p>
             <w:r>
-              <w:t>Audit Logs</w:t>
+              <w:t>Edit Staff and Permissions</w:t>
             </w:r>
           </w:p>
         </w:tc>
@@ -928,7 +928,7 @@
           </w:tcPr>
           <w:p>
             <w:r>
-              <w:t>My Profile</w:t>
+              <w:t>Financial Intelligence and Reports</w:t>
             </w:r>
           </w:p>
         </w:tc>
@@ -953,7 +953,7 @@
           </w:tcPr>
           <w:p>
             <w:r>
-              <w:t>Profile Change Approvals</w:t>
+              <w:t>Audit Logs</w:t>
             </w:r>
           </w:p>
         </w:tc>
@@ -978,6 +978,56 @@
           </w:tcPr>
           <w:p>
             <w:r>
+              <w:t>My Profile</w:t>
+            </w:r>
+          </w:p>
+        </w:tc>
+      </w:tr>
+      <w:tr>
+        <w:tc>
+          <w:tcPr>
+            <w:tcW w:type="dxa" w:w="1080"/>
+          </w:tcPr>
+          <w:p>
+            <w:pPr>
+              <w:jc w:val="center"/>
+            </w:pPr>
+            <w:r>
+              <w:t>29</w:t>
+            </w:r>
+          </w:p>
+        </w:tc>
+        <w:tc>
+          <w:tcPr>
+            <w:tcW w:type="dxa" w:w="8280"/>
+          </w:tcPr>
+          <w:p>
+            <w:r>
+              <w:t>Profile Change Approvals</w:t>
+            </w:r>
+          </w:p>
+        </w:tc>
+      </w:tr>
+      <w:tr>
+        <w:tc>
+          <w:tcPr>
+            <w:tcW w:type="dxa" w:w="1080"/>
+          </w:tcPr>
+          <w:p>
+            <w:pPr>
+              <w:jc w:val="center"/>
+            </w:pPr>
+            <w:r>
+              <w:t>30</w:t>
+            </w:r>
+          </w:p>
+        </w:tc>
+        <w:tc>
+          <w:tcPr>
+            <w:tcW w:type="dxa" w:w="8280"/>
+          </w:tcPr>
+          <w:p>
+            <w:r>
               <w:t>System Settings</w:t>
             </w:r>
           </w:p>
@@ -993,7 +1043,7 @@
               <w:jc w:val="center"/>
             </w:pPr>
             <w:r>
-              <w:t>29</w:t>
+              <w:t>31</w:t>
             </w:r>
           </w:p>
         </w:tc>
@@ -2863,7 +2913,7 @@
         <w:rPr>
           <w:sz w:val="21"/>
         </w:rPr>
-        <w:t>Identifies products that have crossed the configured collection threshold and may be ready for purchasing, and lets you confirm how many units you actually bought.</w:t>
+        <w:t>Lists products whose customers are owed more units than the store room currently holds, so it shows only what still has to be bought.</w:t>
       </w:r>
     </w:p>
     <w:p>
@@ -2878,7 +2928,7 @@
         <w:t xml:space="preserve">How it is used: </w:t>
       </w:r>
       <w:r>
-        <w:t>Use it to prioritise procurement based on customer commitments and money already collected, then confirm the quantity procured so the list reflects what is still outstanding.</w:t>
+        <w:t>Use it to plan a buying trip from customer commitments and money already collected, then receive the stock so the list reflects what is still outstanding.</w:t>
       </w:r>
     </w:p>
     <w:p>
@@ -2889,7 +2939,7 @@
       <w:r>
         <w:drawing>
           <wp:inline xmlns:a="http://schemas.openxmlformats.org/drawingml/2006/main" xmlns:pic="http://schemas.openxmlformats.org/drawingml/2006/picture">
-            <wp:extent cx="5669280" cy="4764101"/>
+            <wp:extent cx="5669280" cy="3906563"/>
             <wp:docPr id="18" name="Picture 18"/>
             <wp:cNvGraphicFramePr>
               <a:graphicFrameLocks noChangeAspect="1"/>
@@ -2910,7 +2960,7 @@
                   <pic:spPr>
                     <a:xfrm>
                       <a:off x="0" y="0"/>
-                      <a:ext cx="5669280" cy="4764101"/>
+                      <a:ext cx="5669280" cy="3906563"/>
                     </a:xfrm>
                     <a:prstGeom prst="rect"/>
                   </pic:spPr>
@@ -2970,7 +3020,7 @@
         <w:rPr>
           <w:sz w:val="21"/>
         </w:rPr>
-        <w:t>Shows the customer accounts contributing to procurement demand for a selected product.</w:t>
+        <w:t>Shows the customer accounts contributing to procurement demand for a selected product, marking each one In stock or To buy.</w:t>
       </w:r>
     </w:p>
     <w:p>
@@ -2985,7 +3035,7 @@
         <w:t xml:space="preserve">How it is used: </w:t>
       </w:r>
       <w:r>
-        <w:t>Use it to validate quantities, collection progress, and the evidence behind a procurement decision. It is a read-only breakdown; confirm purchases from the Procurement List tab.</w:t>
+        <w:t>Use it to validate quantities, collection progress, and the evidence behind a procurement decision. It is a read-only breakdown; receive stock from the Procurement List tab or the Inventory page.</w:t>
       </w:r>
     </w:p>
     <w:p>
@@ -2996,7 +3046,7 @@
       <w:r>
         <w:drawing>
           <wp:inline xmlns:a="http://schemas.openxmlformats.org/drawingml/2006/main" xmlns:pic="http://schemas.openxmlformats.org/drawingml/2006/picture">
-            <wp:extent cx="5669280" cy="4764101"/>
+            <wp:extent cx="5669280" cy="3573076"/>
             <wp:docPr id="19" name="Picture 19"/>
             <wp:cNvGraphicFramePr>
               <a:graphicFrameLocks noChangeAspect="1"/>
@@ -3017,7 +3067,7 @@
                   <pic:spPr>
                     <a:xfrm>
                       <a:off x="0" y="0"/>
-                      <a:ext cx="5669280" cy="4764101"/>
+                      <a:ext cx="5669280" cy="3573076"/>
                     </a:xfrm>
                     <a:prstGeom prst="rect"/>
                   </pic:spPr>
@@ -3066,7 +3116,7 @@
         <w:spacing w:before="0"/>
       </w:pPr>
       <w:r>
-        <w:t>Staff Management</w:t>
+        <w:t>Inventory</w:t>
       </w:r>
     </w:p>
     <w:p>
@@ -3077,7 +3127,7 @@
         <w:rPr>
           <w:sz w:val="21"/>
         </w:rPr>
-        <w:t>Maintains staff records, roles, permissions, status, customer assignments, inventory, and access-related actions.</w:t>
+        <w:t>Shows how many units of each product are physically in the store room, how many customers are owed, and how many still have to be bought.</w:t>
       </w:r>
     </w:p>
     <w:p>
@@ -3092,7 +3142,7 @@
         <w:t xml:space="preserve">How it is used: </w:t>
       </w:r>
       <w:r>
-        <w:t>Use it to administer the workforce and control what each user can see or manage.</w:t>
+        <w:t>Use it to receive purchased stock, correct a shelf count after a stock take, and check the stock value held.</w:t>
       </w:r>
     </w:p>
     <w:p>
@@ -3103,7 +3153,7 @@
       <w:r>
         <w:drawing>
           <wp:inline xmlns:a="http://schemas.openxmlformats.org/drawingml/2006/main" xmlns:pic="http://schemas.openxmlformats.org/drawingml/2006/picture">
-            <wp:extent cx="5669280" cy="4764101"/>
+            <wp:extent cx="5669280" cy="4240050"/>
             <wp:docPr id="20" name="Picture 20"/>
             <wp:cNvGraphicFramePr>
               <a:graphicFrameLocks noChangeAspect="1"/>
@@ -3112,7 +3162,7 @@
               <a:graphicData uri="http://schemas.openxmlformats.org/drawingml/2006/picture">
                 <pic:pic>
                   <pic:nvPicPr>
-                    <pic:cNvPr id="0" name="09-staff.png"/>
+                    <pic:cNvPr id="0" name="36-inventory.png"/>
                     <pic:cNvPicPr/>
                   </pic:nvPicPr>
                   <pic:blipFill>
@@ -3124,7 +3174,7 @@
                   <pic:spPr>
                     <a:xfrm>
                       <a:off x="0" y="0"/>
-                      <a:ext cx="5669280" cy="4764101"/>
+                      <a:ext cx="5669280" cy="4240050"/>
                     </a:xfrm>
                     <a:prstGeom prst="rect"/>
                   </pic:spPr>
@@ -3146,7 +3196,7 @@
           <w:color w:val="5C6C62"/>
           <w:sz w:val="17"/>
         </w:rPr>
-        <w:t>Figure 20. Staff Management</w:t>
+        <w:t>Figure 20. Inventory</w:t>
       </w:r>
     </w:p>
     <w:p>
@@ -3173,7 +3223,7 @@
         <w:spacing w:before="0"/>
       </w:pPr>
       <w:r>
-        <w:t>Staff Profile</w:t>
+        <w:t>Inventory Movements</w:t>
       </w:r>
     </w:p>
     <w:p>
@@ -3184,7 +3234,7 @@
         <w:rPr>
           <w:sz w:val="21"/>
         </w:rPr>
-        <w:t>Combines staff identity, assigned customers, performance information, permissions, and related operational records.</w:t>
+        <w:t>Lists every change to stock: units received, units delivered to customers, reversals, and corrections, each with the person, the time, the reason and the resulting balance.</w:t>
       </w:r>
     </w:p>
     <w:p>
@@ -3199,7 +3249,7 @@
         <w:t xml:space="preserve">How it is used: </w:t>
       </w:r>
       <w:r>
-        <w:t>Use it for staff supervision, responsibility reviews, and access-control decisions.</w:t>
+        <w:t>Use it to explain any stock figure, investigate a discrepancy, and trace who changed a count and why.</w:t>
       </w:r>
     </w:p>
     <w:p>
@@ -3210,7 +3260,7 @@
       <w:r>
         <w:drawing>
           <wp:inline xmlns:a="http://schemas.openxmlformats.org/drawingml/2006/main" xmlns:pic="http://schemas.openxmlformats.org/drawingml/2006/picture">
-            <wp:extent cx="5669280" cy="4764101"/>
+            <wp:extent cx="5669280" cy="4144768"/>
             <wp:docPr id="21" name="Picture 21"/>
             <wp:cNvGraphicFramePr>
               <a:graphicFrameLocks noChangeAspect="1"/>
@@ -3219,7 +3269,7 @@
               <a:graphicData uri="http://schemas.openxmlformats.org/drawingml/2006/picture">
                 <pic:pic>
                   <pic:nvPicPr>
-                    <pic:cNvPr id="0" name="27-staff-profile.png"/>
+                    <pic:cNvPr id="0" name="37-inventory-movements.png"/>
                     <pic:cNvPicPr/>
                   </pic:nvPicPr>
                   <pic:blipFill>
@@ -3231,7 +3281,7 @@
                   <pic:spPr>
                     <a:xfrm>
                       <a:off x="0" y="0"/>
-                      <a:ext cx="5669280" cy="4764101"/>
+                      <a:ext cx="5669280" cy="4144768"/>
                     </a:xfrm>
                     <a:prstGeom prst="rect"/>
                   </pic:spPr>
@@ -3253,7 +3303,7 @@
           <w:color w:val="5C6C62"/>
           <w:sz w:val="17"/>
         </w:rPr>
-        <w:t>Figure 21. Staff Profile</w:t>
+        <w:t>Figure 21. Inventory Movements</w:t>
       </w:r>
     </w:p>
     <w:p>
@@ -3280,7 +3330,7 @@
         <w:spacing w:before="0"/>
       </w:pPr>
       <w:r>
-        <w:t>Create Staff</w:t>
+        <w:t>Staff Management</w:t>
       </w:r>
     </w:p>
     <w:p>
@@ -3291,7 +3341,7 @@
         <w:rPr>
           <w:sz w:val="21"/>
         </w:rPr>
-        <w:t>Registers a staff profile with the core information needed for assignment and system access.</w:t>
+        <w:t>Maintains staff records, roles, permissions, status, customer assignments, inventory, and access-related actions.</w:t>
       </w:r>
     </w:p>
     <w:p>
@@ -3306,7 +3356,7 @@
         <w:t xml:space="preserve">How it is used: </w:t>
       </w:r>
       <w:r>
-        <w:t>Use it during onboarding before creating or linking the corresponding user account.</w:t>
+        <w:t>Use it to administer the workforce and control what each user can see or manage.</w:t>
       </w:r>
     </w:p>
     <w:p>
@@ -3326,7 +3376,7 @@
               <a:graphicData uri="http://schemas.openxmlformats.org/drawingml/2006/picture">
                 <pic:pic>
                   <pic:nvPicPr>
-                    <pic:cNvPr id="0" name="18-create-staff.png"/>
+                    <pic:cNvPr id="0" name="09-staff.png"/>
                     <pic:cNvPicPr/>
                   </pic:nvPicPr>
                   <pic:blipFill>
@@ -3360,7 +3410,7 @@
           <w:color w:val="5C6C62"/>
           <w:sz w:val="17"/>
         </w:rPr>
-        <w:t>Figure 22. Create Staff</w:t>
+        <w:t>Figure 22. Staff Management</w:t>
       </w:r>
     </w:p>
     <w:p>
@@ -3387,7 +3437,7 @@
         <w:spacing w:before="0"/>
       </w:pPr>
       <w:r>
-        <w:t>Edit Staff and Permissions</w:t>
+        <w:t>Staff Profile</w:t>
       </w:r>
     </w:p>
     <w:p>
@@ -3398,7 +3448,7 @@
         <w:rPr>
           <w:sz w:val="21"/>
         </w:rPr>
-        <w:t>Allows authorised administrators to maintain staff details and operational privileges.</w:t>
+        <w:t>Combines staff identity, assigned customers, performance information, permissions, and related operational records.</w:t>
       </w:r>
     </w:p>
     <w:p>
@@ -3413,7 +3463,7 @@
         <w:t xml:space="preserve">How it is used: </w:t>
       </w:r>
       <w:r>
-        <w:t>Use it to adjust responsibilities carefully; permission changes affect which modules and actions the staff member can access.</w:t>
+        <w:t>Use it for staff supervision, responsibility reviews, and access-control decisions.</w:t>
       </w:r>
     </w:p>
     <w:p>
@@ -3433,7 +3483,7 @@
               <a:graphicData uri="http://schemas.openxmlformats.org/drawingml/2006/picture">
                 <pic:pic>
                   <pic:nvPicPr>
-                    <pic:cNvPr id="0" name="30-edit-staff.png"/>
+                    <pic:cNvPr id="0" name="27-staff-profile.png"/>
                     <pic:cNvPicPr/>
                   </pic:nvPicPr>
                   <pic:blipFill>
@@ -3467,7 +3517,7 @@
           <w:color w:val="5C6C62"/>
           <w:sz w:val="17"/>
         </w:rPr>
-        <w:t>Figure 23. Edit Staff and Permissions</w:t>
+        <w:t>Figure 23. Staff Profile</w:t>
       </w:r>
     </w:p>
     <w:p>
@@ -3494,7 +3544,7 @@
         <w:spacing w:before="0"/>
       </w:pPr>
       <w:r>
-        <w:t>Financial Intelligence and Reports</w:t>
+        <w:t>Create Staff</w:t>
       </w:r>
     </w:p>
     <w:p>
@@ -3505,7 +3555,7 @@
         <w:rPr>
           <w:sz w:val="21"/>
         </w:rPr>
-        <w:t>Combines business performance, weekly staff collections, physical deposits, shortage or surplus, payroll, product profitability, and Excel export.</w:t>
+        <w:t>Registers a staff profile with the core information needed for assignment and system access.</w:t>
       </w:r>
     </w:p>
     <w:p>
@@ -3520,7 +3570,7 @@
         <w:t xml:space="preserve">How it is used: </w:t>
       </w:r>
       <w:r>
-        <w:t>Use it for weekly control meetings, staff accountability, salary tracking, reconciliation, and management reporting.</w:t>
+        <w:t>Use it during onboarding before creating or linking the corresponding user account.</w:t>
       </w:r>
     </w:p>
     <w:p>
@@ -3540,7 +3590,7 @@
               <a:graphicData uri="http://schemas.openxmlformats.org/drawingml/2006/picture">
                 <pic:pic>
                   <pic:nvPicPr>
-                    <pic:cNvPr id="0" name="10-reports.png"/>
+                    <pic:cNvPr id="0" name="18-create-staff.png"/>
                     <pic:cNvPicPr/>
                   </pic:nvPicPr>
                   <pic:blipFill>
@@ -3574,7 +3624,7 @@
           <w:color w:val="5C6C62"/>
           <w:sz w:val="17"/>
         </w:rPr>
-        <w:t>Figure 24. Financial Intelligence and Reports</w:t>
+        <w:t>Figure 24. Create Staff</w:t>
       </w:r>
     </w:p>
     <w:p>
@@ -3601,7 +3651,7 @@
         <w:spacing w:before="0"/>
       </w:pPr>
       <w:r>
-        <w:t>Audit Logs</w:t>
+        <w:t>Edit Staff and Permissions</w:t>
       </w:r>
     </w:p>
     <w:p>
@@ -3612,7 +3662,7 @@
         <w:rPr>
           <w:sz w:val="21"/>
         </w:rPr>
-        <w:t>Records important system actions with user, entity, action, and timing information.</w:t>
+        <w:t>Allows authorised administrators to maintain staff details and operational privileges.</w:t>
       </w:r>
     </w:p>
     <w:p>
@@ -3627,7 +3677,7 @@
         <w:t xml:space="preserve">How it is used: </w:t>
       </w:r>
       <w:r>
-        <w:t>Use it to investigate changes, support accountability, and demonstrate operational traceability.</w:t>
+        <w:t>Use it to adjust responsibilities carefully; permission changes affect which modules and actions the staff member can access.</w:t>
       </w:r>
     </w:p>
     <w:p>
@@ -3647,7 +3697,7 @@
               <a:graphicData uri="http://schemas.openxmlformats.org/drawingml/2006/picture">
                 <pic:pic>
                   <pic:nvPicPr>
-                    <pic:cNvPr id="0" name="11-audit-logs.png"/>
+                    <pic:cNvPr id="0" name="30-edit-staff.png"/>
                     <pic:cNvPicPr/>
                   </pic:nvPicPr>
                   <pic:blipFill>
@@ -3681,7 +3731,7 @@
           <w:color w:val="5C6C62"/>
           <w:sz w:val="17"/>
         </w:rPr>
-        <w:t>Figure 25. Audit Logs</w:t>
+        <w:t>Figure 25. Edit Staff and Permissions</w:t>
       </w:r>
     </w:p>
     <w:p>
@@ -3708,7 +3758,7 @@
         <w:spacing w:before="0"/>
       </w:pPr>
       <w:r>
-        <w:t>My Profile</w:t>
+        <w:t>Financial Intelligence and Reports</w:t>
       </w:r>
     </w:p>
     <w:p>
@@ -3719,7 +3769,7 @@
         <w:rPr>
           <w:sz w:val="21"/>
         </w:rPr>
-        <w:t>Provides personal profile information and controlled requests for sensitive profile changes.</w:t>
+        <w:t>Combines business performance, weekly staff collections, physical deposits, shortage or surplus, payroll, product profitability, and Excel export.</w:t>
       </w:r>
     </w:p>
     <w:p>
@@ -3734,7 +3784,7 @@
         <w:t xml:space="preserve">How it is used: </w:t>
       </w:r>
       <w:r>
-        <w:t>Use it to review account identity, request permitted updates, and access personal security controls.</w:t>
+        <w:t>Use it for weekly control meetings, staff accountability, salary tracking, reconciliation, and management reporting.</w:t>
       </w:r>
     </w:p>
     <w:p>
@@ -3754,7 +3804,7 @@
               <a:graphicData uri="http://schemas.openxmlformats.org/drawingml/2006/picture">
                 <pic:pic>
                   <pic:nvPicPr>
-                    <pic:cNvPr id="0" name="12-profile.png"/>
+                    <pic:cNvPr id="0" name="10-reports.png"/>
                     <pic:cNvPicPr/>
                   </pic:nvPicPr>
                   <pic:blipFill>
@@ -3788,7 +3838,7 @@
           <w:color w:val="5C6C62"/>
           <w:sz w:val="17"/>
         </w:rPr>
-        <w:t>Figure 26. My Profile</w:t>
+        <w:t>Figure 26. Financial Intelligence and Reports</w:t>
       </w:r>
     </w:p>
     <w:p>
@@ -3815,7 +3865,7 @@
         <w:spacing w:before="0"/>
       </w:pPr>
       <w:r>
-        <w:t>Profile Change Approvals</w:t>
+        <w:t>Audit Logs</w:t>
       </w:r>
     </w:p>
     <w:p>
@@ -3826,7 +3876,7 @@
         <w:rPr>
           <w:sz w:val="21"/>
         </w:rPr>
-        <w:t>Allows authorised administrators to review pending email and profile-image change requests.</w:t>
+        <w:t>Records important system actions with user, entity, action, and timing information.</w:t>
       </w:r>
     </w:p>
     <w:p>
@@ -3841,7 +3891,7 @@
         <w:t xml:space="preserve">How it is used: </w:t>
       </w:r>
       <w:r>
-        <w:t>Use it to keep sensitive identity changes controlled rather than immediately self-approved.</w:t>
+        <w:t>Use it to investigate changes, support accountability, and demonstrate operational traceability.</w:t>
       </w:r>
     </w:p>
     <w:p>
@@ -3852,7 +3902,7 @@
       <w:r>
         <w:drawing>
           <wp:inline xmlns:a="http://schemas.openxmlformats.org/drawingml/2006/main" xmlns:pic="http://schemas.openxmlformats.org/drawingml/2006/picture">
-            <wp:extent cx="5669280" cy="4698298"/>
+            <wp:extent cx="5669280" cy="4764101"/>
             <wp:docPr id="27" name="Picture 27"/>
             <wp:cNvGraphicFramePr>
               <a:graphicFrameLocks noChangeAspect="1"/>
@@ -3861,7 +3911,7 @@
               <a:graphicData uri="http://schemas.openxmlformats.org/drawingml/2006/picture">
                 <pic:pic>
                   <pic:nvPicPr>
-                    <pic:cNvPr id="0" name="20-profile-approvals.png"/>
+                    <pic:cNvPr id="0" name="11-audit-logs.png"/>
                     <pic:cNvPicPr/>
                   </pic:nvPicPr>
                   <pic:blipFill>
@@ -3873,7 +3923,7 @@
                   <pic:spPr>
                     <a:xfrm>
                       <a:off x="0" y="0"/>
-                      <a:ext cx="5669280" cy="4698298"/>
+                      <a:ext cx="5669280" cy="4764101"/>
                     </a:xfrm>
                     <a:prstGeom prst="rect"/>
                   </pic:spPr>
@@ -3895,7 +3945,7 @@
           <w:color w:val="5C6C62"/>
           <w:sz w:val="17"/>
         </w:rPr>
-        <w:t>Figure 27. Profile Change Approvals</w:t>
+        <w:t>Figure 27. Audit Logs</w:t>
       </w:r>
     </w:p>
     <w:p>
@@ -3922,7 +3972,7 @@
         <w:spacing w:before="0"/>
       </w:pPr>
       <w:r>
-        <w:t>System Settings</w:t>
+        <w:t>My Profile</w:t>
       </w:r>
     </w:p>
     <w:p>
@@ -3933,7 +3983,7 @@
         <w:rPr>
           <w:sz w:val="21"/>
         </w:rPr>
-        <w:t>Centralises company identity, business rules, payroll, notifications, security, appearance, product categories, and data administration, organised as tabs across the top of the page.</w:t>
+        <w:t>Provides personal profile information and controlled requests for sensitive profile changes.</w:t>
       </w:r>
     </w:p>
     <w:p>
@@ -3948,7 +3998,7 @@
         <w:t xml:space="preserve">How it is used: </w:t>
       </w:r>
       <w:r>
-        <w:t>Use it for system-wide administration, including addressed Terms and Conditions. Each tab has its own Save button and saves only that tab, so finish one tab before moving to the next. Changes here can affect all users and workflows.</w:t>
+        <w:t>Use it to review account identity, request permitted updates, and access personal security controls.</w:t>
       </w:r>
     </w:p>
     <w:p>
@@ -3968,7 +4018,7 @@
               <a:graphicData uri="http://schemas.openxmlformats.org/drawingml/2006/picture">
                 <pic:pic>
                   <pic:nvPicPr>
-                    <pic:cNvPr id="0" name="13-settings.png"/>
+                    <pic:cNvPr id="0" name="12-profile.png"/>
                     <pic:cNvPicPr/>
                   </pic:nvPicPr>
                   <pic:blipFill>
@@ -4002,7 +4052,7 @@
           <w:color w:val="5C6C62"/>
           <w:sz w:val="17"/>
         </w:rPr>
-        <w:t>Figure 28. System Settings</w:t>
+        <w:t>Figure 28. My Profile</w:t>
       </w:r>
     </w:p>
     <w:p>
@@ -4029,7 +4079,7 @@
         <w:spacing w:before="0"/>
       </w:pPr>
       <w:r>
-        <w:t>Weekly Report Import and Recovery</w:t>
+        <w:t>Profile Change Approvals</w:t>
       </w:r>
     </w:p>
     <w:p>
@@ -4040,7 +4090,7 @@
         <w:rPr>
           <w:sz w:val="21"/>
         </w:rPr>
-        <w:t>Provides a controlled preview-and-import workflow for recovering supported data from exported weekly reports.</w:t>
+        <w:t>Allows authorised administrators to review pending email and profile-image change requests.</w:t>
       </w:r>
     </w:p>
     <w:p>
@@ -4055,7 +4105,7 @@
         <w:t xml:space="preserve">How it is used: </w:t>
       </w:r>
       <w:r>
-        <w:t>Use it only after reviewing the preview and matching recovered records to current staff and products.</w:t>
+        <w:t>Use it to keep sensitive identity changes controlled rather than immediately self-approved.</w:t>
       </w:r>
     </w:p>
     <w:p>
@@ -4075,7 +4125,7 @@
               <a:graphicData uri="http://schemas.openxmlformats.org/drawingml/2006/picture">
                 <pic:pic>
                   <pic:nvPicPr>
-                    <pic:cNvPr id="0" name="21-import-recovery.png"/>
+                    <pic:cNvPr id="0" name="20-profile-approvals.png"/>
                     <pic:cNvPicPr/>
                   </pic:nvPicPr>
                   <pic:blipFill>
@@ -4109,7 +4159,7 @@
           <w:color w:val="5C6C62"/>
           <w:sz w:val="17"/>
         </w:rPr>
-        <w:t>Figure 29. Weekly Report Import and Recovery</w:t>
+        <w:t>Figure 29. Profile Change Approvals</w:t>
       </w:r>
     </w:p>
     <w:p>
@@ -4119,101 +4169,224 @@
     </w:p>
     <w:p>
       <w:pPr>
-        <w:pStyle w:val="Heading1"/>
-      </w:pPr>
-      <w:r>
-        <w:t>Operational Training Notes</w:t>
+        <w:spacing w:after="40"/>
+      </w:pPr>
+      <w:r>
+        <w:rPr>
+          <w:b/>
+          <w:color w:val="176B3A"/>
+          <w:sz w:val="17"/>
+        </w:rPr>
+        <w:t>FEATURE 30</w:t>
       </w:r>
     </w:p>
     <w:p>
       <w:pPr>
-        <w:pStyle w:val="Heading2"/>
-      </w:pPr>
-      <w:r>
-        <w:t>Accuracy before speed</w:t>
+        <w:pStyle w:val="Heading1"/>
+        <w:spacing w:before="0"/>
+      </w:pPr>
+      <w:r>
+        <w:t>System Settings</w:t>
       </w:r>
     </w:p>
     <w:p>
-      <w:r>
-        <w:t>Confirm the customer, product account, amount, and payment date before submitting financial information. Use the confirmation summary before final payment recording.</w:t>
+      <w:pPr>
+        <w:spacing w:after="100"/>
+      </w:pPr>
+      <w:r>
+        <w:rPr>
+          <w:sz w:val="21"/>
+        </w:rPr>
+        <w:t>Centralises company identity, business rules, payroll, notifications, security, appearance, product categories, and data administration, organised as tabs across the top of the page.</w:t>
       </w:r>
     </w:p>
     <w:p>
       <w:pPr>
-        <w:pStyle w:val="Heading2"/>
-      </w:pPr>
-      <w:r>
-        <w:t>Use assigned ownership</w:t>
+        <w:spacing w:after="200"/>
+      </w:pPr>
+      <w:r>
+        <w:rPr>
+          <w:b/>
+          <w:color w:val="176B3A"/>
+        </w:rPr>
+        <w:t xml:space="preserve">How it is used: </w:t>
+      </w:r>
+      <w:r>
+        <w:t>Use it for system-wide administration, including addressed Terms and Conditions. Each tab has its own Save button and saves only that tab, so finish one tab before moving to the next. Changes here can affect all users and workflows.</w:t>
       </w:r>
     </w:p>
     <w:p>
-      <w:r>
-        <w:t>Customer and account reporting attributes collections to the staff member responsible for the customer. Keep staff assignments current so performance reports remain meaningful.</w:t>
+      <w:pPr>
+        <w:keepLines/>
+        <w:jc w:val="center"/>
+      </w:pPr>
+      <w:r>
+        <w:drawing>
+          <wp:inline xmlns:a="http://schemas.openxmlformats.org/drawingml/2006/main" xmlns:pic="http://schemas.openxmlformats.org/drawingml/2006/picture">
+            <wp:extent cx="5669280" cy="4764101"/>
+            <wp:docPr id="30" name="Picture 30"/>
+            <wp:cNvGraphicFramePr>
+              <a:graphicFrameLocks noChangeAspect="1"/>
+            </wp:cNvGraphicFramePr>
+            <a:graphic>
+              <a:graphicData uri="http://schemas.openxmlformats.org/drawingml/2006/picture">
+                <pic:pic>
+                  <pic:nvPicPr>
+                    <pic:cNvPr id="0" name="13-settings.png"/>
+                    <pic:cNvPicPr/>
+                  </pic:nvPicPr>
+                  <pic:blipFill>
+                    <a:blip r:embed="rId40"/>
+                    <a:stretch>
+                      <a:fillRect/>
+                    </a:stretch>
+                  </pic:blipFill>
+                  <pic:spPr>
+                    <a:xfrm>
+                      <a:off x="0" y="0"/>
+                      <a:ext cx="5669280" cy="4764101"/>
+                    </a:xfrm>
+                    <a:prstGeom prst="rect"/>
+                  </pic:spPr>
+                </pic:pic>
+              </a:graphicData>
+            </a:graphic>
+          </wp:inline>
+        </w:drawing>
       </w:r>
     </w:p>
     <w:p>
       <w:pPr>
-        <w:pStyle w:val="Heading2"/>
-      </w:pPr>
-      <w:r>
-        <w:t>Reconcile collections and deposits</w:t>
+        <w:spacing w:before="80" w:after="0"/>
+        <w:jc w:val="center"/>
+      </w:pPr>
+      <w:r>
+        <w:rPr>
+          <w:i/>
+          <w:color w:val="5C6C62"/>
+          <w:sz w:val="17"/>
+        </w:rPr>
+        <w:t>Figure 30. System Settings</w:t>
       </w:r>
     </w:p>
     <w:p>
       <w:r>
-        <w:t>Recorded weekly collections represent payments entered for a staff member’s assigned customers. Staff deposits represent money physically deposited into company accounts. A negative variance is a shortage; a positive variance is a surplus.</w:t>
+        <w:br w:type="page"/>
       </w:r>
     </w:p>
     <w:p>
       <w:pPr>
-        <w:pStyle w:val="Heading2"/>
-      </w:pPr>
-      <w:r>
-        <w:t>Protect administrator access</w:t>
+        <w:spacing w:after="40"/>
+      </w:pPr>
+      <w:r>
+        <w:rPr>
+          <w:b/>
+          <w:color w:val="176B3A"/>
+          <w:sz w:val="17"/>
+        </w:rPr>
+        <w:t>FEATURE 31</w:t>
       </w:r>
     </w:p>
     <w:p>
-      <w:r>
-        <w:t>Use the least privilege necessary. Super administrator and administrator functions include sensitive configuration, deletion, approvals, payroll, deposits, recovery, and access management.</w:t>
+      <w:pPr>
+        <w:pStyle w:val="Heading1"/>
+        <w:spacing w:before="0"/>
+      </w:pPr>
+      <w:r>
+        <w:t>Weekly Report Import and Recovery</w:t>
       </w:r>
     </w:p>
     <w:p>
       <w:pPr>
-        <w:pStyle w:val="Heading2"/>
-      </w:pPr>
-      <w:r>
-        <w:t>Preserve the audit trail</w:t>
+        <w:spacing w:after="100"/>
+      </w:pPr>
+      <w:r>
+        <w:rPr>
+          <w:sz w:val="21"/>
+        </w:rPr>
+        <w:t>Provides a controlled preview-and-import workflow for recovering supported data from exported weekly reports.</w:t>
       </w:r>
     </w:p>
     <w:p>
-      <w:r>
-        <w:t>Correct records through authorised edit or controlled delete workflows. Avoid informal workarounds that leave financial information outside the system.</w:t>
+      <w:pPr>
+        <w:spacing w:after="200"/>
+      </w:pPr>
+      <w:r>
+        <w:rPr>
+          <w:b/>
+          <w:color w:val="176B3A"/>
+        </w:rPr>
+        <w:t xml:space="preserve">How it is used: </w:t>
+      </w:r>
+      <w:r>
+        <w:t>Use it only after reviewing the preview and matching recovered records to current staff and products.</w:t>
       </w:r>
     </w:p>
     <w:p>
       <w:pPr>
-        <w:pStyle w:val="Heading2"/>
-      </w:pPr>
-      <w:r>
-        <w:t>Use exports and backups</w:t>
+        <w:keepLines/>
+        <w:jc w:val="center"/>
+      </w:pPr>
+      <w:r>
+        <w:drawing>
+          <wp:inline xmlns:a="http://schemas.openxmlformats.org/drawingml/2006/main" xmlns:pic="http://schemas.openxmlformats.org/drawingml/2006/picture">
+            <wp:extent cx="5669280" cy="4698298"/>
+            <wp:docPr id="31" name="Picture 31"/>
+            <wp:cNvGraphicFramePr>
+              <a:graphicFrameLocks noChangeAspect="1"/>
+            </wp:cNvGraphicFramePr>
+            <a:graphic>
+              <a:graphicData uri="http://schemas.openxmlformats.org/drawingml/2006/picture">
+                <pic:pic>
+                  <pic:nvPicPr>
+                    <pic:cNvPr id="0" name="21-import-recovery.png"/>
+                    <pic:cNvPicPr/>
+                  </pic:nvPicPr>
+                  <pic:blipFill>
+                    <a:blip r:embed="rId41"/>
+                    <a:stretch>
+                      <a:fillRect/>
+                    </a:stretch>
+                  </pic:blipFill>
+                  <pic:spPr>
+                    <a:xfrm>
+                      <a:off x="0" y="0"/>
+                      <a:ext cx="5669280" cy="4698298"/>
+                    </a:xfrm>
+                    <a:prstGeom prst="rect"/>
+                  </pic:spPr>
+                </pic:pic>
+              </a:graphicData>
+            </a:graphic>
+          </wp:inline>
+        </w:drawing>
       </w:r>
     </w:p>
     <w:p>
-      <w:r>
-        <w:t>Weekly Excel exports support analysis and recovery, while database backups provide broader protection. Exports are useful business records but should not be treated as a full substitute for tested database restoration.</w:t>
+      <w:pPr>
+        <w:spacing w:before="80" w:after="0"/>
+        <w:jc w:val="center"/>
+      </w:pPr>
+      <w:r>
+        <w:rPr>
+          <w:i/>
+          <w:color w:val="5C6C62"/>
+          <w:sz w:val="17"/>
+        </w:rPr>
+        <w:t>Figure 31. Weekly Report Import and Recovery</w:t>
       </w:r>
     </w:p>
     <w:p>
-      <w:pPr>
-        <w:pStyle w:val="Heading2"/>
-      </w:pPr>
-      <w:r>
-        <w:t>Issue customer legal documents at the correct stage</w:t>
+      <w:r>
+        <w:br w:type="page"/>
       </w:r>
     </w:p>
     <w:p>
-      <w:r>
-        <w:t>A new product account automatically creates addressed Terms and Conditions. Administrators regenerate terms from Settings. Cancellation calculations are available only for closed or cancelled accounts, while reactivation calculations require lifecycle eligibility. Generated documents remain attached to the account for audit and PDF access.</w:t>
+      <w:pPr>
+        <w:pStyle w:val="Heading1"/>
+      </w:pPr>
+      <w:r>
+        <w:t>Operational Training Notes</w:t>
       </w:r>
     </w:p>
     <w:p>
@@ -4221,12 +4394,12 @@
         <w:pStyle w:val="Heading2"/>
       </w:pPr>
       <w:r>
-        <w:t>Use the correct customer communication channel</w:t>
+        <w:t>Accuracy before speed</w:t>
       </w:r>
     </w:p>
     <w:p>
       <w:r>
-        <w:t>The system queues only one enabled channel. Legal and document messages prefer email, then WhatsApp, then SMS. Payment receipts prefer WhatsApp, then SMS, then email. If the customer has neither email nor phone, nothing is queued; staff explain the terms verbally and show the in-system receipt and product tracking information.</w:t>
+        <w:t>Confirm the customer, product account, amount, and payment date before submitting financial information. Use the confirmation summary before final payment recording.</w:t>
       </w:r>
     </w:p>
     <w:p>
@@ -4234,12 +4407,12 @@
         <w:pStyle w:val="Heading2"/>
       </w:pPr>
       <w:r>
-        <w:t>Wait for the button to finish saving</w:t>
+        <w:t>Use assigned ownership</w:t>
       </w:r>
     </w:p>
     <w:p>
       <w:r>
-        <w:t>Every Save, Record, Approve, Reject, and Delete button shows a brief loading state and disables itself while GLV processes the request. Wait for that state to clear before moving on. Clicking the same button again while it is disabled does not start a second request, so it no longer creates duplicate payments, deposits, or other records.</w:t>
+        <w:t>Customer and account reporting attributes collections to the staff member responsible for the customer. Keep staff assignments current so performance reports remain meaningful.</w:t>
       </w:r>
     </w:p>
     <w:p>
@@ -4247,12 +4420,116 @@
         <w:pStyle w:val="Heading2"/>
       </w:pPr>
       <w:r>
-        <w:t>Confirm what you actually procured</w:t>
+        <w:t>Reconcile collections and deposits</w:t>
       </w:r>
     </w:p>
     <w:p>
       <w:r>
-        <w:t>The procurement list shows the units that still need to be bought. After a buying trip, open the Procurement List tab and press the procured button on the product's row. A small box asks how many units you bought. Enter the number and confirm, and the list reduces by exactly that quantity, so a part purchase leaves the rest outstanding instead of clearing the whole product. Confirming procurement is not the same as delivering: you still confirm delivery on the customer's account when they receive the product.</w:t>
+        <w:t>Recorded weekly collections represent payments entered for a staff member’s assigned customers. Staff deposits represent money physically deposited into company accounts. A negative variance is a shortage; a positive variance is a surplus.</w:t>
+      </w:r>
+    </w:p>
+    <w:p>
+      <w:pPr>
+        <w:pStyle w:val="Heading2"/>
+      </w:pPr>
+      <w:r>
+        <w:t>Protect administrator access</w:t>
+      </w:r>
+    </w:p>
+    <w:p>
+      <w:r>
+        <w:t>Use the least privilege necessary. Super administrator and administrator functions include sensitive configuration, deletion, approvals, payroll, deposits, recovery, and access management.</w:t>
+      </w:r>
+    </w:p>
+    <w:p>
+      <w:pPr>
+        <w:pStyle w:val="Heading2"/>
+      </w:pPr>
+      <w:r>
+        <w:t>Preserve the audit trail</w:t>
+      </w:r>
+    </w:p>
+    <w:p>
+      <w:r>
+        <w:t>Correct records through authorised edit or controlled delete workflows. Avoid informal workarounds that leave financial information outside the system.</w:t>
+      </w:r>
+    </w:p>
+    <w:p>
+      <w:pPr>
+        <w:pStyle w:val="Heading2"/>
+      </w:pPr>
+      <w:r>
+        <w:t>Use exports and backups</w:t>
+      </w:r>
+    </w:p>
+    <w:p>
+      <w:r>
+        <w:t>Weekly Excel exports support analysis and recovery, while database backups provide broader protection. Exports are useful business records but should not be treated as a full substitute for tested database restoration.</w:t>
+      </w:r>
+    </w:p>
+    <w:p>
+      <w:pPr>
+        <w:pStyle w:val="Heading2"/>
+      </w:pPr>
+      <w:r>
+        <w:t>Issue customer legal documents at the correct stage</w:t>
+      </w:r>
+    </w:p>
+    <w:p>
+      <w:r>
+        <w:t>A new product account automatically creates addressed Terms and Conditions. Administrators regenerate terms from Settings. Cancellation calculations are available only for closed or cancelled accounts, while reactivation calculations require lifecycle eligibility. Generated documents remain attached to the account for audit and PDF access.</w:t>
+      </w:r>
+    </w:p>
+    <w:p>
+      <w:pPr>
+        <w:pStyle w:val="Heading2"/>
+      </w:pPr>
+      <w:r>
+        <w:t>Use the correct customer communication channel</w:t>
+      </w:r>
+    </w:p>
+    <w:p>
+      <w:r>
+        <w:t>The system queues only one enabled channel. Legal and document messages prefer email, then WhatsApp, then SMS. Payment receipts prefer WhatsApp, then SMS, then email. If the customer has neither email nor phone, nothing is queued; staff explain the terms verbally and show the in-system receipt and product tracking information.</w:t>
+      </w:r>
+    </w:p>
+    <w:p>
+      <w:pPr>
+        <w:pStyle w:val="Heading2"/>
+      </w:pPr>
+      <w:r>
+        <w:t>Wait for the button to finish saving</w:t>
+      </w:r>
+    </w:p>
+    <w:p>
+      <w:r>
+        <w:t>Every Save, Record, Approve, Reject, and Delete button shows a brief loading state and disables itself while GLV processes the request. Wait for that state to clear before moving on. Clicking the same button again while it is disabled does not start a second request, so it no longer creates duplicate payments, deposits, or other records.</w:t>
+      </w:r>
+    </w:p>
+    <w:p>
+      <w:pPr>
+        <w:pStyle w:val="Heading2"/>
+      </w:pPr>
+      <w:r>
+        <w:t>Receive stock after every buying trip</w:t>
+      </w:r>
+    </w:p>
+    <w:p>
+      <w:r>
+        <w:t>Inventory and procurement are one loop. A product reaches the procurement list only when the units its customers are owed are more than the units already in the store room, so anything on that list is genuinely still to buy. After a buying trip, press Receive on the product's row, either on the Procurement List tab or on the Inventory page, and enter how many units you bought. Those units go into stock and the list reduces by exactly that quantity, so a part purchase leaves the rest outstanding instead of clearing the whole product. Receiving stock is not the same as delivering: you still confirm delivery on the customer's account when they receive the product, and that is what takes the unit back off the shelf.</w:t>
+      </w:r>
+    </w:p>
+    <w:p>
+      <w:pPr>
+        <w:pStyle w:val="Heading2"/>
+      </w:pPr>
+      <w:r>
+        <w:t>Keep the shelf count honest</w:t>
+      </w:r>
+    </w:p>
+    <w:p>
+      <w:r>
+        <w:t>Confirming a delivery reduces stock by one automatically, and reversing a delivery puts it back. If stock shows zero when you confirm a delivery, GLV still records the delivery, because the customer is standing there and must not be turned away, but it warns you that the count did not have the unit. Fix it on the Inventory page using the correct-count action, which asks for the counted figure and a written reason. Every receipt, delivery, reversal and correction is kept in the movement history against your name, so any figure can be explained later.</w:t>
       </w:r>
     </w:p>
     <w:p>

--- a/documentation/GLV_Management_System_Training_and_Feature_Guide.docx
+++ b/documentation/GLV_Management_System_Training_and_Feature_Guide.docx
@@ -3769,7 +3769,7 @@
         <w:rPr>
           <w:sz w:val="21"/>
         </w:rPr>
-        <w:t>Combines business performance, weekly staff collections, physical deposits, shortage or surplus, payroll, product profitability, and Excel export.</w:t>
+        <w:t>Combines business performance, weekly staff collections, physical deposits, shortage or surplus, payroll, product profitability, and Excel export. The page opens with a section menu and groups the headline figures under Collections and Banking, Receivables and Exposure, Payroll, and Profitability.</w:t>
       </w:r>
     </w:p>
     <w:p>
@@ -3784,7 +3784,7 @@
         <w:t xml:space="preserve">How it is used: </w:t>
       </w:r>
       <w:r>
-        <w:t>Use it for weekly control meetings, staff accountability, salary tracking, reconciliation, and management reporting.</w:t>
+        <w:t>Use it for weekly control meetings, staff accountability, salary tracking, reconciliation, and management reporting. Jump straight to a section from the menu under the page title, and read each group together rather than card by card.</w:t>
       </w:r>
     </w:p>
     <w:p>
@@ -4485,12 +4485,12 @@
         <w:pStyle w:val="Heading2"/>
       </w:pPr>
       <w:r>
-        <w:t>Use the correct customer communication channel</w:t>
+        <w:t>Know what reactivation does to a closed account</w:t>
       </w:r>
     </w:p>
     <w:p>
       <w:r>
-        <w:t>The system queues only one enabled channel. Legal and document messages prefer email, then WhatsApp, then SMS. Payment receipts prefer WhatsApp, then SMS, then email. If the customer has neither email nor phone, nothing is queued; staff explain the terms verbally and show the in-system receipt and product tracking information.</w:t>
+        <w:t>An administrator can bring back a dormant, probation or closed account once six months of inactivity have passed, using the amber Reactivate panel on the account page and confirming with an administrator password. GLV deducts a 32 percent service fee from what the customer had already paid, recalculates the balance, sends the customer a reactivation calculation, and voids any closure refund credit still open on that account, because the customer cannot keep the refund and the plan. A product already handed over stays delivered; an undelivered plan returns to pending. The account then restarts the dormancy ladder from the day it was reactivated, so it is not closed again by the next lifecycle check and is not charged the deduction twice. Collect a payment as soon as the plan restarts.</w:t>
       </w:r>
     </w:p>
     <w:p>
@@ -4498,12 +4498,12 @@
         <w:pStyle w:val="Heading2"/>
       </w:pPr>
       <w:r>
-        <w:t>Wait for the button to finish saving</w:t>
+        <w:t>Use the correct customer communication channel</w:t>
       </w:r>
     </w:p>
     <w:p>
       <w:r>
-        <w:t>Every Save, Record, Approve, Reject, and Delete button shows a brief loading state and disables itself while GLV processes the request. Wait for that state to clear before moving on. Clicking the same button again while it is disabled does not start a second request, so it no longer creates duplicate payments, deposits, or other records.</w:t>
+        <w:t>The system queues only one enabled channel. Legal and document messages prefer email, then WhatsApp, then SMS. Payment receipts prefer WhatsApp, then SMS, then email. If the customer has neither email nor phone, nothing is queued; staff explain the terms verbally and show the in-system receipt and product tracking information.</w:t>
       </w:r>
     </w:p>
     <w:p>
@@ -4511,12 +4511,12 @@
         <w:pStyle w:val="Heading2"/>
       </w:pPr>
       <w:r>
-        <w:t>Receive stock after every buying trip</w:t>
+        <w:t>Wait for the button to finish saving</w:t>
       </w:r>
     </w:p>
     <w:p>
       <w:r>
-        <w:t>Inventory and procurement are one loop. A product reaches the procurement list only when the units its customers are owed are more than the units already in the store room, so anything on that list is genuinely still to buy. After a buying trip, press Receive on the product's row, either on the Procurement List tab or on the Inventory page, and enter how many units you bought. Those units go into stock and the list reduces by exactly that quantity, so a part purchase leaves the rest outstanding instead of clearing the whole product. Receiving stock is not the same as delivering: you still confirm delivery on the customer's account when they receive the product, and that is what takes the unit back off the shelf.</w:t>
+        <w:t>Every Save, Record, Approve, Reject, and Delete button shows a brief loading state and disables itself while GLV processes the request. Wait for that state to clear before moving on. Clicking the same button again while it is disabled does not start a second request, so it no longer creates duplicate payments, deposits, or other records.</w:t>
       </w:r>
     </w:p>
     <w:p>
@@ -4524,12 +4524,12 @@
         <w:pStyle w:val="Heading2"/>
       </w:pPr>
       <w:r>
-        <w:t>Keep the shelf count honest</w:t>
+        <w:t>Receive stock after every buying trip</w:t>
       </w:r>
     </w:p>
     <w:p>
       <w:r>
-        <w:t>Confirming a delivery reduces stock by one automatically, and reversing a delivery puts it back. If stock shows zero when you confirm a delivery, GLV still records the delivery, because the customer is standing there and must not be turned away, but it warns you that the count did not have the unit. Fix it on the Inventory page using the correct-count action, which asks for the counted figure and a written reason. Every receipt, delivery, reversal and correction is kept in the movement history against your name, so any figure can be explained later.</w:t>
+        <w:t>Inventory and procurement are one loop. A product reaches the procurement list only when the units its customers are owed are more than the units already in the store room, so anything on that list is genuinely still to buy. After a buying trip, press Receive on the product's row, either on the Procurement List tab or on the Inventory page, and enter how many units you bought. Those units go into stock and the list reduces by exactly that quantity, so a part purchase leaves the rest outstanding instead of clearing the whole product. Receiving stock is not the same as delivering: you still confirm delivery on the customer's account when they receive the product, and that is what takes the unit back off the shelf.</w:t>
       </w:r>
     </w:p>
     <w:p>
@@ -4537,12 +4537,12 @@
         <w:pStyle w:val="Heading2"/>
       </w:pPr>
       <w:r>
-        <w:t>Deliver before full payment only for customers who have earned it</w:t>
+        <w:t>Keep the shelf count honest</w:t>
       </w:r>
     </w:p>
     <w:p>
       <w:r>
-        <w:t>Some long-standing customers receive their product before they finish paying. Only an Admin or Super Administrator can do this, from the account page, using Deliver with balance owing. GLV asks for a written reason and an explicit confirmation, and records how much was still owed at the moment of handover. The account stays open: the customer must keep paying until the balance reaches zero, and the outstanding amount stays visible on the accounts list, the customer profile and in reports. An account delivered this way shows a blue delivery badge instead of the green one, so anyone reviewing the records can see at a glance that money is still owed on a product the customer already has. Use this sparingly, for consistent and well-behaved customers, and never as a way to clear a slow-paying account.</w:t>
+        <w:t>Confirming a delivery reduces stock by one automatically, and reversing a delivery puts it back. If stock shows zero when you confirm a delivery, GLV still records the delivery, because the customer is standing there and must not be turned away, but it warns you that the count did not have the unit. Fix it on the Inventory page using the correct-count action, which asks for the counted figure and a written reason. Every receipt, delivery, reversal and correction is kept in the movement history against your name, so any figure can be explained later.</w:t>
       </w:r>
     </w:p>
     <w:p>
@@ -4550,12 +4550,12 @@
         <w:pStyle w:val="Heading2"/>
       </w:pPr>
       <w:r>
-        <w:t>Save one settings tab at a time</w:t>
+        <w:t>Deliver before full payment only for customers who have earned it</w:t>
       </w:r>
     </w:p>
     <w:p>
       <w:r>
-        <w:t>Settings is split into tabs: Company, Business Rules, Payroll, Notifications, Security, Appearance, Product Categories, and Data and System. Each tab has its own Save button and saves only the fields on that tab, so changes on one tab are never affected by another. Finish and save the tab you are on before switching. On a brand-new system, save Company Information first, because the company name and phone number are required before anything else can be stored. The System Notes fields on the Data and System tab are labels the operator maintains by hand; editing them records a note and does not change anything about the live database or storage.</w:t>
+        <w:t>Some long-standing customers receive their product before they finish paying. Only an Admin or Super Administrator can do this, from the account page, using Deliver with balance owing. GLV asks for a written reason and an explicit confirmation, and records how much was still owed at the moment of handover. The account stays open: the customer must keep paying until the balance reaches zero, and the outstanding amount stays visible on the accounts list, the customer profile and in reports. An account delivered this way shows a blue delivery badge instead of the green one, so anyone reviewing the records can see at a glance that money is still owed on a product the customer already has. Use this sparingly, for consistent and well-behaved customers, and never as a way to clear a slow-paying account.</w:t>
       </w:r>
     </w:p>
     <w:p>
@@ -4563,30 +4563,43 @@
         <w:pStyle w:val="Heading2"/>
       </w:pPr>
       <w:r>
-        <w:t>Read the dashboard trend arrows and meters correctly</w:t>
+        <w:t>Save one settings tab at a time</w:t>
       </w:r>
     </w:p>
     <w:p>
       <w:r>
-        <w:t>The Total Customers, Total Staff, New Accounts, and Collected This Week cards on the dashboard show a small arrow comparing this week to last week: a green up arrow is growth, a red down arrow is a decline, and a flat dash means no change. The same cards also show an animated meter that sweeps from last week's position to this week's when the page loads, with a tick mark left behind at last week's position. These week-over-week comparisons only appear on figures that can be safely measured over time; current-status figures such as Active Accounts, Overdue Accounts, and cash position are shown as a plain snapshot number without an arrow or meter because there is no historical status record to compare against.</w:t>
+        <w:t>Settings is split into tabs: Company, Business Rules, Payroll, Notifications, Security, Appearance, Product Categories, and Data and System. Each tab has its own Save button and saves only the fields on that tab, so changes on one tab are never affected by another. Finish and save the tab you are on before switching. On a brand-new system, save Company Information first, because the company name and phone number are required before anything else can be stored. The System Notes fields on the Data and System tab are labels the operator maintains by hand; editing them records a note and does not change anything about the live database or storage.</w:t>
       </w:r>
     </w:p>
     <w:p>
       <w:pPr>
-        <w:pStyle w:val="Heading1"/>
-      </w:pPr>
-      <w:r>
-        <w:t>Automatic SMS notifications</w:t>
+        <w:pStyle w:val="Heading2"/>
+      </w:pPr>
+      <w:r>
+        <w:t>Read the dashboard trend arrows and meters correctly</w:t>
       </w:r>
     </w:p>
     <w:p>
       <w:r>
-        <w:t>Enable SMS Notifications in Settings after configuring BMS Africa. The approved GLV sender is GODS LOVE V. New salary payment records send a staff alert. New product payment plans send one welcome message at their start date. Payments reaching at least 70 percent of the target send one progress message per plan, including payments that jump beyond 70 percent.</w:t>
+        <w:t>The Total Customers, Total Staff, New Accounts, and Collected This Week cards on the dashboard show a small arrow comparing this week to last week: a green up arrow is growth, a red down arrow is a decline, and a flat dash means no change. The same cards also show an animated meter that sweeps from last week's position to this week's when the page loads, with a tick mark left behind at last week's position. These week-over-week comparisons only appear on figures that can be safely measured over time; current-status figures such as Active Accounts, Overdue Accounts, and cash position are shown as a plain snapshot number without an arrow or meter because there is no historical status record to compare against.</w:t>
       </w:r>
     </w:p>
     <w:p>
-      <w:r>
-        <w:t>Active or overdue plans with an outstanding balance receive a missed-payment reminder after fourteen full days without payment, which is two full weeks, then at most once per further two-week period. A newly entered payment, including a backdated one, restarts the interval. Completed, closed, cancelled, archived, suspended, dormant and probation accounts do not receive missed-payment reminders. The Missed payment template supports staffName, which inserts the assigned staff member's first name. A daily job checks at 09:00 Ghana time; messages are also dispatched after qualifying actions and during signed-in use.</w:t>
+      <w:pPr>
+        <w:pStyle w:val="Heading1"/>
+      </w:pPr>
+      <w:r>
+        <w:t>Automatic SMS notifications</w:t>
+      </w:r>
+    </w:p>
+    <w:p>
+      <w:r>
+        <w:t>Enable SMS Notifications in Settings after configuring BMS Africa. The approved GLV sender is GODS LOVE V. New salary payment records send a staff alert. New product payment plans send one welcome message at their start date. Payments reaching at least 70 percent of the target send one progress message per plan, including payments that jump beyond 70 percent.</w:t>
+      </w:r>
+    </w:p>
+    <w:p>
+      <w:r>
+        <w:t>Active or overdue plans with an outstanding balance receive a missed-payment reminder after fourteen full days without payment, which is two full weeks, then at most once per further two-week period. A newly entered payment, including a backdated one, restarts the interval, and so does reactivating an account, so a reactivated plan is never texted about the months it spent dormant. Completed, closed, cancelled, archived, suspended, dormant and probation accounts do not receive missed-payment reminders. The Missed payment template supports staffName, which inserts the assigned staff member's first name. A daily job checks at 09:00 Ghana time; messages are also dispatched after qualifying actions and during signed-in use.</w:t>
       </w:r>
     </w:p>
     <w:p>

--- a/documentation/GLV_Management_System_Training_and_Feature_Guide.docx
+++ b/documentation/GLV_Management_System_Training_and_Feature_Guide.docx
@@ -4498,6 +4498,19 @@
         <w:pStyle w:val="Heading2"/>
       </w:pPr>
       <w:r>
+        <w:t>Retract a mistake within three hours</w:t>
+      </w:r>
+    </w:p>
+    <w:p>
+      <w:r>
+        <w:t>Five actions can be taken back after they are done: reactivating an account, deleting a payment, deleting a staff deposit, deleting a salary payment, and marking a customer credit as refunded. For three hours afterwards an administrator sees the action listed with an Undo button, on the page where it was done and on the Activity page, with the time remaining shown. Retracting puts the affected records back exactly as they were. If something has changed in the meantime, such as a payment recorded against a reactivated account, GLV refuses the retraction and asks you to correct the record directly, so a retraction never quietly erases newer work. Messages and documents already sent to a customer are not withdrawn. After three hours the record stands and must be corrected through the normal workflow.</w:t>
+      </w:r>
+    </w:p>
+    <w:p>
+      <w:pPr>
+        <w:pStyle w:val="Heading2"/>
+      </w:pPr>
+      <w:r>
         <w:t>Use the correct customer communication channel</w:t>
       </w:r>
     </w:p>

--- a/documentation/GLV_Management_System_Training_and_Feature_Guide.docx
+++ b/documentation/GLV_Management_System_Training_and_Feature_Guide.docx
@@ -227,7 +227,7 @@
     </w:p>
     <w:p>
       <w:r>
-        <w:t>Products define the commercial terms. Staff are assigned customers. Customers receive one or more product accounts. Payments reduce account balances and create receipts. Completed accounts move into delivery control. Collections feed reports, procurement readiness, payroll analysis, deposits, reconciliation, credits, and audits.</w:t>
+        <w:t>Products define the commercial terms. Staff are assigned customers. Customers receive one or more product accounts. Payments reduce account balances and create receipts. Completed accounts move into delivery control and are archived two days after delivery; an archived plan still counts as a completed sale. Collections feed reports, procurement readiness, payroll analysis, deposits, reconciliation, credits, and audits.</w:t>
       </w:r>
     </w:p>
     <w:p>
@@ -4555,7 +4555,20 @@
     </w:p>
     <w:p>
       <w:r>
-        <w:t>Confirming a delivery reduces stock by one automatically, and reversing a delivery puts it back. If stock shows zero when you confirm a delivery, GLV still records the delivery, because the customer is standing there and must not be turned away, but it warns you that the count did not have the unit. Fix it on the Inventory page using the correct-count action, which asks for the counted figure and a written reason. Every receipt, delivery, reversal and correction is kept in the movement history against your name, so any figure can be explained later.</w:t>
+        <w:t>Confirming a delivery reduces stock by one automatically, and reversing a delivery puts the unit back if that delivery took one. If stock shows zero when you confirm a delivery, GLV still records the delivery, because the customer is standing there and must not be turned away, but it warns you that the count did not have the unit. Fix it on the Inventory page using the correct-count action, which asks for the counted figure and a written reason. Every receipt, delivery, reversal and correction is kept in the movement history against your name, so any figure can be explained later.</w:t>
+      </w:r>
+    </w:p>
+    <w:p>
+      <w:pPr>
+        <w:pStyle w:val="Heading2"/>
+      </w:pPr>
+      <w:r>
+        <w:t>Work the delivery queue and trust the archive</w:t>
+      </w:r>
+    </w:p>
+    <w:p>
+      <w:r>
+        <w:t>When a customer pays off a plan it waits for delivery. Find every such plan with the Awaiting delivery filter on the Accounts page, the Paid, Awaiting Delivery card on the dashboard, or the sidebar alert. Press the package icon in the list, or Mark delivered on the account or customer page, when the customer receives the product. Two days after delivery the plan moves to the archive. The archive only ever holds plans that are paid off and handed over: if an archived plan is found to be still owed its product, GLV returns it to the delivery queue automatically, and if it owes money again, for example after a payment is deleted, it returns to collection. Archived plans still count as completed and delivered on the dashboard and in reports, and their profit stays in the profit figures. If a product was handed over earlier and nobody recorded it, an administrator opens the account and uses Handed over earlier and never recorded to enter the real date; this records the delivery without taking a unit off the shelf, because that unit already left. Marking an archived plan pending again is an administrator correction and puts the plan back in the delivery queue.</w:t>
       </w:r>
     </w:p>
     <w:p>

--- a/documentation/GLV_Management_System_Training_and_Feature_Guide.docx
+++ b/documentation/GLV_Management_System_Training_and_Feature_Guide.docx
@@ -4490,7 +4490,7 @@
     </w:p>
     <w:p>
       <w:r>
-        <w:t>An administrator can bring back a dormant, probation or closed account once six months of inactivity have passed, using the amber Reactivate panel on the account page and confirming with an administrator password. GLV deducts a 32 percent service fee from what the customer had already paid, recalculates the balance, sends the customer a reactivation calculation, and voids any closure refund credit still open on that account, because the customer cannot keep the refund and the plan. A product already handed over stays delivered; an undelivered plan returns to pending. The account then restarts the dormancy ladder from the day it was reactivated, so it is not closed again by the next lifecycle check and is not charged the deduction twice. Collect a payment as soon as the plan restarts.</w:t>
+        <w:t>An administrator can bring back a dormant, probation or closed account once six months of inactivity have passed, using the amber Reactivate panel on the account page and confirming with an administrator password. GLV deducts the service fee set under Settings, Business Rules, Refund Deduction percent (32 percent while that field is left at zero) from what the customer had already paid, recalculates the balance, sends the customer a reactivation calculation, and voids any closure refund credit still open on that account, because the customer cannot keep the refund and the plan. A product already handed over stays delivered; an undelivered plan returns to pending. The account then restarts the dormancy ladder from the day it was reactivated, so it is not closed again by the next lifecycle check and is not charged the deduction twice. Collect a payment as soon as the plan restarts.</w:t>
       </w:r>
     </w:p>
     <w:p>
@@ -4569,6 +4569,19 @@
     <w:p>
       <w:r>
         <w:t>When a customer pays off a plan it waits for delivery. Find every such plan with the Awaiting delivery filter on the Accounts page, the Paid, Awaiting Delivery card on the dashboard, or the sidebar alert. Press the package icon in the list, or Mark delivered on the account or customer page, when the customer receives the product. Two days after delivery the plan moves to the archive. The archive only ever holds plans that are paid off and handed over: if an archived plan is found to be still owed its product, GLV returns it to the delivery queue automatically, and if it owes money again, for example after a payment is deleted, it returns to collection. Archived plans still count as completed and delivered on the dashboard and in reports, and their profit stays in the profit figures. If a product was handed over earlier and nobody recorded it, an administrator opens the account and uses Handed over earlier and never recorded to enter the real date; this records the delivery without taking a unit off the shelf, because that unit already left. Marking an archived plan pending again is an administrator correction and puts the plan back in the delivery queue.</w:t>
+      </w:r>
+    </w:p>
+    <w:p>
+      <w:pPr>
+        <w:pStyle w:val="Heading2"/>
+      </w:pPr>
+      <w:r>
+        <w:t>Deliver on time and watch the waiting days</w:t>
+      </w:r>
+    </w:p>
+    <w:p>
+      <w:r>
+        <w:t>Every plan awaiting delivery shows how many days it has waited since the customer finished paying, in the Delivery column on the Accounts page and on the account page. A Super Administrator sets the delivery target under Settings, Business Rules, Delivery Time After Completion. When the target is above zero, plans that have waited longer are marked late in red, counted on the dashboard and named in the sidebar alert, so they can be chased first. GLV also texts the customer once when their plan is paid off, a few hours later so a mistaken final payment can be corrected first, telling them to contact their staff member to arrange collection or delivery. The text is not sent if the product is handed over before then. If the wrong product was recorded on a plan that has already been delivered, mark the delivery pending first, correct the product, and then mark the right product delivered, so the shelf count follows the real product.</w:t>
       </w:r>
     </w:p>
     <w:p>

--- a/documentation/GLV_Management_System_Training_and_Feature_Guide.docx
+++ b/documentation/GLV_Management_System_Training_and_Feature_Guide.docx
@@ -4678,7 +4678,7 @@
     </w:p>
     <w:p>
       <w:r>
-        <w:t>People records leave requests with approve or reject decisions and dated performance reviews scored from one to five. Payroll records salary payments using the existing salary history and sends the existing salary SMS only to the paid staff member. Accounting records operating expenses and builds a cash position from customer collections less salary payments and expenses; staff deposits are reconciliation records and are not counted again as revenue. Analytics shows current month revenue, payroll, expenses, net cash, headcount, leave and performance figures from the same records.</w:t>
+        <w:t>People records leave requests with approve or reject decisions and dated performance reviews scored from one to five. Payroll records salary payments using the existing salary history and sends the existing salary SMS only to the paid staff member. Accounting records operating expenses and builds a cash position from customer collections less salary payments and expenses; staff deposits are reconciliation records and are not counted again as revenue. In the expense cashbook, administrators can review all recorded entries or filter by date range, then edit an entry to correct a mistake. The system records the before and after values and the editor in the audit log. Analytics shows current month revenue, payroll, expenses, net cash, headcount, leave and performance figures from the same records.</w:t>
       </w:r>
     </w:p>
     <w:p>

--- a/documentation/GLV_Management_System_Training_and_Feature_Guide.docx
+++ b/documentation/GLV_Management_System_Training_and_Feature_Guide.docx
@@ -1094,7 +1094,7 @@
         <w:rPr>
           <w:sz w:val="21"/>
         </w:rPr>
-        <w:t>Provides an executive view of customers, staff, accounts, collections, receivables, product exposure, payroll, refunds, and projected profitability, with a weekly collections trend chart, an account status breakdown chart, and week-over-week up/down indicators on the KPI cards that support them. The Total Customers, Total Staff, New Accounts This Week, and Collected This Week cards (My Customers, Collected Today, and Collected This Week on the staff view) show an animated analog meter: a curved progress arc that sweeps from last week's position to this week's the moment the page loads.</w:t>
+        <w:t>Provides an executive view of customers, staff, accounts, collections, deposits, receivables, product exposure, payroll, refunds, and projected profitability. Curved weekly lines compare customer collections with staff deposits; a keyed donut shows account status shares. Staff see their own deposit totals and scoped trend. Supported KPI cards retain week-over-week indicators.</w:t>
       </w:r>
     </w:p>
     <w:p>
@@ -1109,7 +1109,7 @@
         <w:t xml:space="preserve">How it is used: </w:t>
       </w:r>
       <w:r>
-        <w:t>Use it as the daily starting point for assessing business position and identifying areas that need attention. Watch the animated meters: the arc visibly advancing means that figure grew since last week, and it visibly pulling back means it shrank; a small tick mark stays on the track afterward to show exactly where it started. A green up arrow means that figure grew since last week; a red down arrow means it shrank; figures without an arrow or a meter (account status counts, cash position) reflect the current moment rather than a week-over-week change.</w:t>
+        <w:t>Use it as the daily starting point for assessing business position and identifying areas that need attention. Read the chart keys to distinguish customer payments from staff deposits: deposit timing can differ and deposits are not new revenue. A green up arrow means that figure grew since last week; a red down arrow means it shrank; snapshot figures have no historical comparison.</w:t>
       </w:r>
     </w:p>
     <w:p>
@@ -4602,12 +4602,12 @@
         <w:pStyle w:val="Heading2"/>
       </w:pPr>
       <w:r>
-        <w:t>Read the dashboard trend arrows and meters correctly</w:t>
+        <w:t>Read the dashboard trend charts and comparison indicators</w:t>
       </w:r>
     </w:p>
     <w:p>
       <w:r>
-        <w:t>The Total Customers, Total Staff, New Accounts, and Collected This Week cards on the dashboard show a small arrow comparing this week to last week: a green up arrow is growth, a red down arrow is a decline, and a flat dash means no change. The same cards also show an animated meter that sweeps from last week's position to this week's when the page loads, with a tick mark left behind at last week's position. These week-over-week comparisons only appear on figures that can be safely measured over time; current-status figures such as Active Accounts, Overdue Accounts, and cash position are shown as a plain snapshot number without an arrow or meter because there is no historical status record to compare against.</w:t>
+        <w:t>Dashboard, Reports, Activity, and Business Management use curved trend lines for time series, donut charts with labeled keys for category shares, and ranked dot plots for comparisons. Collections and deposits are shown as separate series because deposit timing can differ from payment timing. The Amount Deposited This Week card compares staff deposits with the previous week. KPI arrows compare only values with reliable dated history; current-status figures remain snapshots.</w:t>
       </w:r>
     </w:p>
     <w:p>

--- a/documentation/GLV_Management_System_Training_and_Feature_Guide.docx
+++ b/documentation/GLV_Management_System_Training_and_Feature_Guide.docx
@@ -1094,7 +1094,7 @@
         <w:rPr>
           <w:sz w:val="21"/>
         </w:rPr>
-        <w:t>Provides an executive view of customers, staff, accounts, collections, deposits, receivables, product exposure, payroll, refunds, and projected profitability. Curved weekly lines compare customer collections with staff deposits; a keyed donut shows account status shares. Staff see their own deposit totals and scoped trend. Supported KPI cards retain week-over-week indicators.</w:t>
+        <w:t>Provides an executive view of customers, staff, accounts, collections, deposits, receivables, product exposure, payroll, refunds, and projected profitability. Compact administrator KPI cards precede curved weekly lines comparing customer collections with staff deposits and a keyed donut showing account status shares. Staff see scoped KPI indicators and their own deposit trend.</w:t>
       </w:r>
     </w:p>
     <w:p>
@@ -1109,7 +1109,7 @@
         <w:t xml:space="preserve">How it is used: </w:t>
       </w:r>
       <w:r>
-        <w:t>Use it as the daily starting point for assessing business position and identifying areas that need attention. Read the chart keys to distinguish customer payments from staff deposits: deposit timing can differ and deposits are not new revenue. A green up arrow means that figure grew since last week; a red down arrow means it shrank; snapshot figures have no historical comparison.</w:t>
+        <w:t>Use it as the daily starting point for assessing business position and identifying areas that need attention. Read the chart keys to distinguish customer payments from staff deposits: deposit timing can differ and deposits are not new revenue. Administrator KPI cards show current values; use the trend charts for period comparisons. Staff indicators compare dated values where reliable historical records exist.</w:t>
       </w:r>
     </w:p>
     <w:p>
@@ -4607,7 +4607,7 @@
     </w:p>
     <w:p>
       <w:r>
-        <w:t>Dashboard, Reports, Activity, and Business Management use curved trend lines for time series, donut charts with labeled keys for category shares, and ranked dot plots for comparisons. Collections and deposits are shown as separate series because deposit timing can differ from payment timing. The Amount Deposited This Week card compares staff deposits with the previous week. KPI arrows compare only values with reliable dated history; current-status figures remain snapshots.</w:t>
+        <w:t>Dashboard, Reports, Activity, and Business Management use curved trend lines for time series, donut charts with labeled keys for category shares, and ranked dot plots for comparisons. Collections and deposits are shown as separate series because deposit timing can differ from payment timing. Administrator dashboard KPI cards use the compact summary style; the trend chart carries week-to-week comparison. The Amount Deposited This Week card shows the current-week total. Staff KPI indicators compare dated values where reliable historical records exist.</w:t>
       </w:r>
     </w:p>
     <w:p>

--- a/documentation/GLV_Management_System_Training_and_Feature_Guide.docx
+++ b/documentation/GLV_Management_System_Training_and_Feature_Guide.docx
@@ -227,7 +227,7 @@
     </w:p>
     <w:p>
       <w:r>
-        <w:t>Products define the commercial terms. Staff are assigned customers. Customers receive one or more product accounts. Payments reduce account balances and create receipts. Completed accounts move into delivery control and are archived two days after delivery; an archived plan still counts as a completed sale. Collections feed reports, procurement readiness, payroll analysis, deposits, reconciliation, credits, and audits.</w:t>
+        <w:t>Products define the commercial terms. Staff are assigned customers. Customers receive one or more product accounts. Payments reduce account balances and create receipts. A payment that settles the remaining amount sets the balance to zero and completes the account, including when only a tiny decimal-rounding residue remains. Lifecycle refresh also corrects existing sub-cent rounding residue to zero. Completed accounts move into delivery control and are archived two days after delivery; an archived plan still counts as a completed sale. Collections feed reports, procurement readiness, payroll analysis, deposits, reconciliation, credits, and audits.</w:t>
       </w:r>
     </w:p>
     <w:p>

--- a/documentation/GLV_Management_System_Training_and_Feature_Guide.docx
+++ b/documentation/GLV_Management_System_Training_and_Feature_Guide.docx
@@ -4607,7 +4607,7 @@
     </w:p>
     <w:p>
       <w:r>
-        <w:t>Dashboard, Reports, Activity, and Business Management use curved trend lines for time series, donut charts with labeled keys for category shares, and ranked dot plots for comparisons. Collections and deposits are shown as separate series because deposit timing can differ from payment timing. Administrator dashboard KPI cards use the compact summary style; the trend chart carries week-to-week comparison. The Amount Deposited This Week card shows the current-week total. Staff KPI indicators compare dated values where reliable historical records exist.</w:t>
+        <w:t>Dashboard, Reports, Activity, and Business Management use curved trend lines for time series, donut charts with labeled keys for category shares, and ranked dot plots for comparisons. Collections and deposits are shown as separate series because deposit timing can differ from payment timing. Administrator KPI cards with a valid prior-period comparison use animated semicircular gauges; the trend charts carry longer period comparisons. The Amount Deposited This Week gauge compares the current-week total with last week. Staff KPI indicators compare dated values where reliable historical records exist.</w:t>
       </w:r>
     </w:p>
     <w:p>

--- a/documentation/GLV_Management_System_Training_and_Feature_Guide.docx
+++ b/documentation/GLV_Management_System_Training_and_Feature_Guide.docx
@@ -4542,7 +4542,7 @@
     </w:p>
     <w:p>
       <w:r>
-        <w:t>Inventory and procurement are one loop. A product reaches the procurement list only when the units its customers are owed are more than the units already in the store room, so anything on that list is genuinely still to buy. After a buying trip, press Receive on the product's row, either on the Procurement List tab or on the Inventory page, and enter how many units you bought. Those units go into stock and the list reduces by exactly that quantity, so a part purchase leaves the rest outstanding instead of clearing the whole product. Receiving stock is not the same as delivering: you still confirm delivery on the customer's account when they receive the product, and that is what takes the unit back off the shelf.</w:t>
+        <w:t>Inventory and procurement are one loop. A product reaches the procurement list only when the units its customers are owed are more than the units already in the store room, so anything on that list is genuinely still to buy. On the Accounts page, choose To buy (procurement list) in the status filter to see the pending-delivery accounts at or above the configured payment threshold whose units are not already covered by stock; the threshold defaults to 70 percent. After a buying trip, press Receive on the product's row, either on the Procurement List tab or on the Inventory page, and enter how many units you bought. Those units go into stock and the list reduces by exactly that quantity, so a part purchase leaves the rest outstanding instead of clearing the whole product. Receiving stock is not the same as delivering: you still confirm delivery on the customer's account when they receive the product, and that is what takes the unit back off the shelf.</w:t>
       </w:r>
     </w:p>
     <w:p>

--- a/documentation/GLV_Management_System_Training_and_Feature_Guide.docx
+++ b/documentation/GLV_Management_System_Training_and_Feature_Guide.docx
@@ -4542,7 +4542,7 @@
     </w:p>
     <w:p>
       <w:r>
-        <w:t>Inventory and procurement are one loop. A product reaches the procurement list only when the units its customers are owed are more than the units already in the store room, so anything on that list is genuinely still to buy. On the Accounts page, choose To buy (procurement list) in the status filter to see the pending-delivery accounts at or above the configured payment threshold whose units are not already covered by stock; the threshold defaults to 70 percent. After a buying trip, press Receive on the product's row, either on the Procurement List tab or on the Inventory page, and enter how many units you bought. Those units go into stock and the list reduces by exactly that quantity, so a part purchase leaves the rest outstanding instead of clearing the whole product. Receiving stock is not the same as delivering: you still confirm delivery on the customer's account when they receive the product, and that is what takes the unit back off the shelf.</w:t>
+        <w:t>Inventory and procurement are one loop. A product reaches the procurement list only when the units its customers are owed are more than the units already in the store room, so anything on that list is genuinely still to buy. On the Accounts page, choose Payment threshold met (up to 100%) in the status filter to see every pending-delivery account at or above the configured procurement payment threshold, including fully paid accounts. The threshold defaults to 70 percent. Stock allocation does not affect this account filter; stock only determines the products and quantities shown on the buying list. After a buying trip, press Receive on the product's row, either on the Procurement List tab or on the Inventory page, and enter how many units you bought. Those units go into stock and the list reduces by exactly that quantity, so a part purchase leaves the rest outstanding instead of clearing the whole product. Receiving stock is not the same as delivering: you still confirm delivery on the customer's account when they receive the product, and that is what takes the unit back off the shelf.</w:t>
       </w:r>
     </w:p>
     <w:p>

--- a/documentation/GLV_Management_System_Training_and_Feature_Guide.docx
+++ b/documentation/GLV_Management_System_Training_and_Feature_Guide.docx
@@ -4542,7 +4542,7 @@
     </w:p>
     <w:p>
       <w:r>
-        <w:t>Inventory and procurement are one loop. A product reaches the procurement list only when the units its customers are owed are more than the units already in the store room, so anything on that list is genuinely still to buy. On the Accounts page, choose Payment threshold met (up to 100%) in the status filter to see every pending-delivery account at or above the configured procurement payment threshold, including fully paid accounts. The threshold defaults to 70 percent. Stock allocation does not affect this account filter; stock only determines the products and quantities shown on the buying list. After a buying trip, press Receive on the product's row, either on the Procurement List tab or on the Inventory page, and enter how many units you bought. Those units go into stock and the list reduces by exactly that quantity, so a part purchase leaves the rest outstanding instead of clearing the whole product. Receiving stock is not the same as delivering: you still confirm delivery on the customer's account when they receive the product, and that is what takes the unit back off the shelf.</w:t>
+        <w:t>Inventory and procurement are one loop. A product reaches the procurement list only when the units its customers are owed are more than the units already in the store room, so anything on that list is genuinely still to buy. On the Accounts page, choose Payment threshold met (up to 100%) in the status filter to see every pending-delivery account at or above the configured procurement payment threshold, including fully paid accounts. The threshold defaults to 70 percent. The Accounts progress percentage is amount collected divided by the account target; covered installment days are shown separately because a customer can pay ahead of or behind the daily schedule. Stock allocation does not affect this account filter; stock only determines the products and quantities shown on the buying list. After a buying trip, press Receive on the product's row, either on the Procurement List tab or on the Inventory page, and enter how many units you bought. Those units go into stock and the list reduces by exactly that quantity, so a part purchase leaves the rest outstanding instead of clearing the whole product. Receiving stock is not the same as delivering: you still confirm delivery on the customer's account when they receive the product, and that is what takes the unit back off the shelf.</w:t>
       </w:r>
     </w:p>
     <w:p>

--- a/documentation/GLV_Management_System_Training_and_Feature_Guide.docx
+++ b/documentation/GLV_Management_System_Training_and_Feature_Guide.docx
@@ -4542,7 +4542,7 @@
     </w:p>
     <w:p>
       <w:r>
-        <w:t>Inventory and procurement are one loop. A product reaches the procurement list only when the units its customers are owed are more than the units already in the store room, so anything on that list is genuinely still to buy. On the Accounts page, choose Payment threshold met (up to 100%) in the status filter to see every pending-delivery account at or above the configured procurement payment threshold, including fully paid accounts. The threshold defaults to 70 percent. The Accounts progress percentage is amount collected divided by the account target; covered installment days are shown separately because a customer can pay ahead of or behind the daily schedule. Stock allocation does not affect this account filter; stock only determines the products and quantities shown on the buying list. After a buying trip, press Receive on the product's row, either on the Procurement List tab or on the Inventory page, and enter how many units you bought. Those units go into stock and the list reduces by exactly that quantity, so a part purchase leaves the rest outstanding instead of clearing the whole product. Receiving stock is not the same as delivering: you still confirm delivery on the customer's account when they receive the product, and that is what takes the unit back off the shelf.</w:t>
+        <w:t>Inventory and procurement are one loop. A product reaches the procurement list only when the units its customers are owed are more than the units already in the store room, so anything on that list is genuinely still to buy. On the Accounts page, choose Payment threshold met (up to 100%) in the status filter to see every pending-delivery account at or above the configured procurement payment threshold, including fully paid accounts. The threshold defaults to 70 percent. Paid Progress on Accounts measures installment days covered out of the plan duration. The threshold filter separately compares the amount paid with the account target, in currency cents, so only accounts meeting the configured amount threshold appear. Stock allocation does not affect this account filter; stock only determines the products and quantities shown on the buying list. After a buying trip, press Receive on the product's row, either on the Procurement List tab or on the Inventory page, and enter how many units you bought. Those units go into stock and the list reduces by exactly that quantity, so a part purchase leaves the rest outstanding instead of clearing the whole product. Receiving stock is not the same as delivering: you still confirm delivery on the customer's account when they receive the product, and that is what takes the unit back off the shelf.</w:t>
       </w:r>
     </w:p>
     <w:p>

--- a/documentation/GLV_Management_System_Training_and_Feature_Guide.docx
+++ b/documentation/GLV_Management_System_Training_and_Feature_Guide.docx
@@ -4542,7 +4542,7 @@
     </w:p>
     <w:p>
       <w:r>
-        <w:t>Inventory and procurement are one loop. A product reaches the procurement list only when the units its customers are owed are more than the units already in the store room, so anything on that list is genuinely still to buy. On the Accounts page, choose Payment threshold met (up to 100%) in the status filter to see every pending-delivery account at or above the configured procurement payment threshold, including fully paid accounts. The threshold defaults to 70 percent. Paid Progress on Accounts measures installment days covered out of the plan duration. The threshold filter separately compares the amount paid with the account target, in currency cents, so only accounts meeting the configured amount threshold appear. Stock allocation does not affect this account filter; stock only determines the products and quantities shown on the buying list. After a buying trip, press Receive on the product's row, either on the Procurement List tab or on the Inventory page, and enter how many units you bought. Those units go into stock and the list reduces by exactly that quantity, so a part purchase leaves the rest outstanding instead of clearing the whole product. Receiving stock is not the same as delivering: you still confirm delivery on the customer's account when they receive the product, and that is what takes the unit back off the shelf.</w:t>
+        <w:t>Inventory and procurement are one loop. A product reaches the procurement list only when the units its customers are owed are more than the units already in the store room, so anything on that list is genuinely still to buy. On the Accounts page, choose Payment threshold met (up to 100%) in the status filter to see every pending-delivery account at or above the configured procurement payment threshold, including fully paid accounts. The threshold defaults to 70 percent. Paid Progress on Accounts measures installment days covered out of the plan duration. The threshold filter separately compares the actual amount paid with the account target, in whole pesewas (cents), so only accounts meeting the configured amount threshold appear: at 70 percent, GHS 210 paid toward GHS 1,840 is 11.41 percent and does not appear, while GHS 1,288.00 (exactly 70 percent) does. Only pending-delivery accounts that are Active, Overdue, Dormant, Probation or Completed (fully paid, awaiting delivery) qualify; delivered, closed, archived, cancelled and suspended accounts never appear. Each row is checked against this rule again just before the list is shown, and the account count and pages reflect only the rows that pass. Stock allocation does not affect this account filter; stock only determines the products and quantities shown on the buying list. After a buying trip, press Receive on the product's row, either on the Procurement List tab or on the Inventory page, and enter how many units you bought. Those units go into stock and the list reduces by exactly that quantity, so a part purchase leaves the rest outstanding instead of clearing the whole product. Receiving stock is not the same as delivering: you still confirm delivery on the customer's account when they receive the product, and that is what takes the unit back off the shelf.</w:t>
       </w:r>
     </w:p>
     <w:p>

--- a/documentation/GLV_Management_System_Training_and_Feature_Guide.docx
+++ b/documentation/GLV_Management_System_Training_and_Feature_Guide.docx
@@ -4581,7 +4581,7 @@
     </w:p>
     <w:p>
       <w:r>
-        <w:t>Some long-standing customers receive their product before they finish paying. Only an Admin or Super Administrator can do this, from the account page, using Deliver with balance owing. GLV asks for a written reason and an explicit confirmation, and records how much was still owed at the moment of handover. The account stays open: the customer must keep paying until the balance reaches zero, and the outstanding amount stays visible on the accounts list, the customer profile and in reports. An account delivered this way shows a blue delivery badge instead of the green one, so anyone reviewing the records can see at a glance that money is still owed on a product the customer already has. Use this sparingly, for consistent and well-behaved customers, and never as a way to clear a slow-paying account.</w:t>
+        <w:t>Some long-standing customers receive their product before they finish paying. Only an Admin or Super Administrator can do this, from the account page, using Deliver with balance owing. GLV asks for a written reason and an explicit confirmation, and records how much was still owed at the moment of handover. This works on an account in any status, including Dormant, Probation, Closed, Suspended, Cancelled and Archived accounts. Payments cannot be recorded on a Closed, Suspended, Cancelled or Archived account, so the page warns you that the balance can only be collected after the account is reactivated or its status changed. Releasing a Closed account also cancels any open closure refund on it, because a customer who has the product is not owed a refund; the page shows that amount before you confirm. The account stays open: the customer must keep paying until the balance reaches zero, and the outstanding amount stays visible on the accounts list, the customer profile and in reports. An account delivered this way shows a blue delivery badge instead of the green one, so anyone reviewing the records can see at a glance that money is still owed on a product the customer already has. Use this sparingly, for consistent and well-behaved customers, and never as a way to clear a slow-paying account.</w:t>
       </w:r>
     </w:p>
     <w:p>

--- a/documentation/GLV_Management_System_Training_and_Feature_Guide.docx
+++ b/documentation/GLV_Management_System_Training_and_Feature_Guide.docx
@@ -1201,7 +1201,7 @@
         <w:rPr>
           <w:sz w:val="21"/>
         </w:rPr>
-        <w:t>Summarises recent customer, account, and payment activity so administrators can see what changed and when.</w:t>
+        <w:t>Summarises recent customer, account, and payment activity. Administrators can compare weekly daily collection trends using a separate curved line for each staff member, with a legend identifying each line.</w:t>
       </w:r>
     </w:p>
     <w:p>
@@ -1216,7 +1216,7 @@
         <w:t xml:space="preserve">How it is used: </w:t>
       </w:r>
       <w:r>
-        <w:t>Use it for operational awareness, follow-up, and quick investigation of newly recorded work.</w:t>
+        <w:t>Use it for operational awareness, follow-up, and quick investigation of newly recorded work. Staff users see only their own payment-count trend; collection amounts remain restricted to administrators.</w:t>
       </w:r>
     </w:p>
     <w:p>

--- a/documentation/GLV_Management_System_Training_and_Feature_Guide.docx
+++ b/documentation/GLV_Management_System_Training_and_Feature_Guide.docx
@@ -227,7 +227,7 @@
     </w:p>
     <w:p>
       <w:r>
-        <w:t>Products define the commercial terms. Staff are assigned customers. Customers receive one or more product accounts. Payments reduce account balances and create receipts. A payment that settles the remaining amount sets the balance to zero and completes the account, including when only a tiny decimal-rounding residue remains. Lifecycle refresh also corrects existing sub-cent rounding residue to zero. Completed accounts move into delivery control and are archived two days after delivery; an archived plan still counts as a completed sale. Collections feed reports, procurement readiness, payroll analysis, deposits, reconciliation, credits, and audits.</w:t>
+        <w:t>Products define the commercial terms. Staff are assigned customers. Customers receive one or more product accounts. Payments reduce account balances and create receipts. A payment that settles the remaining amount sets the balance to zero and completes the account, including when only a tiny decimal-rounding residue remains. Lifecycle refresh also corrects existing sub-cent rounding residue to zero. Completed accounts move into delivery control and are archived after the configured delivery delay; zero in Settings keeps the two-day default. A daily 09:00 lifecycle job updates statuses, with an hourly post-response freshness guard. An archived plan still counts as a completed sale. Collections feed reports, procurement readiness, payroll analysis, deposits, reconciliation, credits, and audits.</w:t>
       </w:r>
     </w:p>
     <w:p>
@@ -4490,7 +4490,7 @@
     </w:p>
     <w:p>
       <w:r>
-        <w:t>An administrator can bring back a dormant, probation or closed account once six months of inactivity have passed, using the amber Reactivate panel on the account page and confirming with an administrator password. GLV deducts a 32 percent service fee from what the customer had already paid, recalculates the balance, sends the customer a reactivation calculation, and voids any closure refund credit still open on that account, because the customer cannot keep the refund and the plan. A product already handed over stays delivered; an undelivered plan returns to pending. The account then restarts the dormancy ladder from the day it was reactivated, so it is not closed again by the next lifecycle check and is not charged the deduction twice. Collect a payment as soon as the plan restarts.</w:t>
+        <w:t>An administrator can bring back a dormant, probation or closed account once six months of inactivity have passed, using the amber Reactivate panel on the account page and confirming with an administrator password. GLV deducts the configured refund service-fee percentage (32% when the setting is zero) from what the customer had already paid, recalculates the balance, sends the customer a reactivation calculation, and voids any closure refund credit still open on that account, because the customer cannot keep the refund and the plan. A product already handed over stays delivered; an undelivered plan returns to pending. The account then restarts the dormancy ladder from the day it was reactivated, so it is not closed again by the next lifecycle check and is not charged the deduction twice. Collect a payment as soon as the plan restarts.</w:t>
       </w:r>
     </w:p>
     <w:p>
@@ -4594,7 +4594,7 @@
     </w:p>
     <w:p>
       <w:r>
-        <w:t>Settings is split into tabs: Company, Business Rules, Payroll, Notifications, Security, Appearance, Product Categories, and Data and System. Each tab has its own Save button and saves only the fields on that tab, so changes on one tab are never affected by another. Finish and save the tab you are on before switching. On a brand-new system, save Company Information first, because the company name and phone number are required before anything else can be stored. The System Notes fields on the Data and System tab are labels the operator maintains by hand; editing them records a note and does not change anything about the live database or storage.</w:t>
+        <w:t>Settings is split into tabs: Company, Business Rules, Payroll, Notifications, Security, Appearance, Product Categories, and Data and System. Each tab has its own Save button and saves only the fields on that tab. The delivery delay, refund deduction, minimum first payment and session timeout are effective rules. Zero keeps the existing two-day delivery and 32% refund defaults; a zero minimum deposit means no minimum. Administration fee and commission controls remain disabled until their calculation bases are defined. On a brand-new system, save Company Information first, because the company name and phone number are required before anything else can be stored. The System Notes fields on the Data and System tab are labels the operator maintains by hand; editing them records a note and does not change anything about the live database or storage.</w:t>
       </w:r>
     </w:p>
     <w:p>

--- a/documentation/GLV_Management_System_Training_and_Feature_Guide.docx
+++ b/documentation/GLV_Management_System_Training_and_Feature_Guide.docx
@@ -1094,7 +1094,7 @@
         <w:rPr>
           <w:sz w:val="21"/>
         </w:rPr>
-        <w:t>Provides an executive view of customers, staff, accounts, collections, deposits, receivables, product exposure, payroll, refunds, and projected profitability. Compact administrator KPI cards precede curved weekly lines comparing customer collections with staff deposits and a keyed donut showing account status shares. Staff see scoped KPI indicators and their own deposit trend.</w:t>
+        <w:t>Provides an executive view of customers, staff, accounts, collections, deposits, receivables, product exposure, payroll, refunds, and projected profitability. Administrator KPI cards use a compact four-column desktop layout, followed by curved weekly lines comparing customer collections with staff deposits and a keyed donut showing account status shares. Staff see scoped KPI indicators and their own deposit trend.</w:t>
       </w:r>
     </w:p>
     <w:p>

--- a/documentation/GLV_Management_System_Training_and_Feature_Guide.docx
+++ b/documentation/GLV_Management_System_Training_and_Feature_Guide.docx
@@ -3769,7 +3769,7 @@
         <w:rPr>
           <w:sz w:val="21"/>
         </w:rPr>
-        <w:t>Combines business performance, weekly staff collections, physical deposits, shortage or surplus, payroll, product profitability, and Excel export. The page opens with a section menu and groups the headline figures under Collections and Banking, Receivables and Exposure, Payroll, and Profitability.</w:t>
+        <w:t>Combines business performance, weekly staff collections, physical deposits, shortage or surplus, payroll, product profitability, and Excel export. The page opens with a section menu and groups the headline figures under Collections and Banking, Receivables and Exposure, Payroll, and Profitability in a compact four-column desktop layout from the large breakpoint.</w:t>
       </w:r>
     </w:p>
     <w:p>

--- a/documentation/GLV_Management_System_Training_and_Feature_Guide.docx
+++ b/documentation/GLV_Management_System_Training_and_Feature_Guide.docx
@@ -4640,12 +4640,17 @@
     </w:p>
     <w:p>
       <w:r>
-        <w:t>Super administrators open Settings &gt; Notifications &gt; Open SMS settings and delivery to reach the dedicated SMS configuration and delivery page. It shows provider, API key status, approved sender, schedule and all the automatic rules; the master switch is saved there. The same page lists the latest 100 messages and retries failures after correcting a phone number, credit balance or provider setup. Accepted means BMS accepted the campaign; verify delivery in BMS campaign history. Unknown outcomes require operator reconciliation before resending. Turning SMS off pauses new alerts and queued delivery. Old welcome and salary events are not backfilled. Restored pending messages are held as Unknown to prevent duplicate sends.</w:t>
+        <w:t>Each Monday, after staff deposits for the previous Monday-to-Sunday week are recorded, GLV sends one performance SMS to every active staff member with a deposit that week. It reports that staff member's customer collections, the percentage of the weekly target achieved, their rank by that percentage (ties share a rank), and the new week's target. The target is the sum of daily amounts for assigned ACTIVE plans with a balance that are active at Monday's start, multiplied by seven. This full-week target may differ from the Staff Performance report, which prorates accounts by the days they are expected to collect in the selected week. A staff member with no previous-week target is sent N/A for the achievement and rank. Each staff/week message is deduplicated. Staff without a usable phone number are skipped.</w:t>
       </w:r>
     </w:p>
     <w:p>
       <w:r>
-        <w:t>The SMS page also lets super administrators edit six messages: Salary payment, Customer welcome, 70 percent progress, Missed payment, Weekly summary - target met, and Weekly summary - below target. Each editor shows the placeholders allowed for that event and a sample preview. Both weekly messages can show the expected weekly amount; only the below-target message can show the shortfall. Messages must contain text, stay within 612 template characters and use only the listed placeholders. Reset all restores GLV defaults. Saved changes apply only to notifications queued afterward; an already queued message keeps its reviewed wording. Salary messages go only to the staff member on the salary payment. The customer messages go only to the customer on the qualifying account or weekly payment total.</w:t>
+        <w:t>Super administrators open Settings &gt; Notifications &gt; Open SMS settings and delivery to reach the dedicated SMS configuration and delivery page. It shows provider, API key status, approved sender, schedule and all the automatic rules; the master switch is saved there. The same page lists the latest 100 messages and retries failures after correcting a phone number, credit balance or provider setup. Accepted means BMS accepted the campaign; verify delivery in BMS campaign history. Unknown outcomes require operator reconciliation before resending. Turning SMS off pauses new alerts and queued delivery. Old welcome and salary events are not backfilled. Restored pending messages are held as Unknown to prevent duplicate sends.</w:t>
+      </w:r>
+    </w:p>
+    <w:p>
+      <w:r>
+        <w:t>The SMS page also lets super administrators edit seven messages: Salary payment, Customer welcome, 70 percent progress, Missed payment, Weekly summary - target met, Weekly summary - below target, and Weekly staff performance. Each editor shows the placeholders allowed for that event and a sample preview. Both customer weekly messages can show the expected weekly amount; only the below-target message can show the shortfall. Messages must contain text, stay within 612 template characters and use only the listed placeholders. Reset all restores GLV defaults. Saved changes apply only to notifications queued afterward; an already queued message keeps its reviewed wording. Salary messages go only to the staff member on the salary payment. The customer messages go only to the customer on the qualifying account or weekly payment total; the staff performance message goes only to the staff member whose deposit and rank it reports.</w:t>
       </w:r>
     </w:p>
     <w:p>
